--- a/shared/Nedelya_02_Proekt_ili_ne_proekt.docx
+++ b/shared/Nedelya_02_Proekt_ili_ne_proekt.docx
@@ -5233,7 +5233,7 @@
                 <w:sz w:val="19"/>
                 <w:szCs w:val="19"/>
               </w:rPr>
-              <w:t xml:space="preserve">Кейсы 2 и 7</w:t>
+              <w:t xml:space="preserve">Кейсы 1 и 2</w:t>
             </w:r>
           </w:p>
         </w:tc>
@@ -5291,7 +5291,7 @@
                 <w:sz w:val="19"/>
                 <w:szCs w:val="19"/>
               </w:rPr>
-              <w:t xml:space="preserve">Заменить на запасные 9 и 10 ниже — первокурсник ещё не видел лабораторию изнутри</w:t>
+              <w:t xml:space="preserve">Заменить на запасные 9 и 10 ниже — первокурсник ещё не видел лабораторию изнутри. Кейсы 6 и 7 не трогать ни в коем случае: это ядро занятия</w:t>
             </w:r>
           </w:p>
         </w:tc>

--- a/shared/Nedelya_02_Proekt_ili_ne_proekt.docx
+++ b/shared/Nedelya_02_Proekt_ili_ne_proekt.docx
@@ -11,7 +11,7 @@
           <w:rFonts w:ascii="Arial" w:cs="Arial" w:eastAsia="Arial" w:hAnsi="Arial"/>
           <w:b/>
           <w:bCs/>
-          <w:color w:val="005AAA"/>
+          <w:color w:val="000000"/>
           <w:sz w:val="18"/>
           <w:szCs w:val="18"/>
         </w:rPr>
@@ -27,7 +27,7 @@
           <w:rFonts w:ascii="Arial" w:cs="Arial" w:eastAsia="Arial" w:hAnsi="Arial"/>
           <w:i/>
           <w:iCs/>
-          <w:color w:val="64748B"/>
+          <w:color w:val="6E6E6E"/>
           <w:sz w:val="18"/>
           <w:szCs w:val="18"/>
         </w:rPr>
@@ -37,7 +37,7 @@
     <w:p>
       <w:pPr>
         <w:pBdr>
-          <w:bottom w:val="single" w:color="E70F47" w:sz="12" w:space="6"/>
+          <w:bottom w:val="single" w:color="1A1A1A" w:sz="12" w:space="6"/>
         </w:pBdr>
         <w:spacing w:after="80"/>
       </w:pPr>
@@ -46,7 +46,7 @@
           <w:rFonts w:ascii="Arial" w:cs="Arial" w:eastAsia="Arial" w:hAnsi="Arial"/>
           <w:b/>
           <w:bCs/>
-          <w:color w:val="005AAA"/>
+          <w:color w:val="000000"/>
           <w:sz w:val="34"/>
           <w:szCs w:val="34"/>
         </w:rPr>
@@ -60,7 +60,7 @@
       <w:r>
         <w:rPr>
           <w:rFonts w:ascii="Arial" w:cs="Arial" w:eastAsia="Arial" w:hAnsi="Arial"/>
-          <w:color w:val="64748B"/>
+          <w:color w:val="6E6E6E"/>
           <w:sz w:val="19"/>
           <w:szCs w:val="19"/>
         </w:rPr>
@@ -77,7 +77,7 @@
           <w:rFonts w:ascii="Arial" w:cs="Arial" w:eastAsia="Arial" w:hAnsi="Arial"/>
           <w:b/>
           <w:bCs/>
-          <w:color w:val="005AAA"/>
+          <w:color w:val="000000"/>
           <w:sz w:val="30"/>
           <w:szCs w:val="30"/>
         </w:rPr>
@@ -91,11 +91,11 @@
       <w:r>
         <w:rPr>
           <w:rFonts w:ascii="Arial" w:cs="Arial" w:eastAsia="Arial" w:hAnsi="Arial"/>
-          <w:color w:val="1E293B"/>
+          <w:color w:val="1A1A1A"/>
           <w:sz w:val="21"/>
           <w:szCs w:val="21"/>
         </w:rPr>
-        <w:t xml:space="preserve">Одно занятие проводится дважды за субботу: в 13:00 для второго курса (ОПД) и в 17:00 для первого (ОПДВП). Тема, хронометраж и раздаточные материалы общие — печатается один комплект и используется на обеих парах. Различия по курсам собраны в отдельный раздел ближе к концу и занимают несколько минут внутри занятия.</w:t>
+        <w:t xml:space="preserve">Одно занятие проводится дважды за субботу: в 13:00 для второго курса (ОПД) и в 17:00 для первого (ОПДВП). Тема, хронометраж и раздаточные материалы общие. Студенческие листы вынесены в отдельный файл shared/Nedelya_02_Razdatka.docx — эта методичка остаётся у преподавателя и содержит ответы. Различия по курсам собраны в отдельный раздел ближе к концу и занимают несколько минут внутри занятия.</w:t>
       </w:r>
     </w:p>
     <w:p>
@@ -105,7 +105,7 @@
       <w:r>
         <w:rPr>
           <w:rFonts w:ascii="Arial" w:cs="Arial" w:eastAsia="Arial" w:hAnsi="Arial"/>
-          <w:color w:val="1E293B"/>
+          <w:color w:val="1A1A1A"/>
           <w:sz w:val="21"/>
           <w:szCs w:val="21"/>
         </w:rPr>
@@ -115,18 +115,18 @@
     <w:p>
       <w:pPr>
         <w:pBdr>
-          <w:top w:val="single" w:color="CBD5E1" w:sz="2" w:space="4"/>
-          <w:bottom w:val="single" w:color="CBD5E1" w:sz="2" w:space="4"/>
-          <w:left w:val="single" w:color="E70F47" w:sz="18" w:space="8"/>
-          <w:right w:val="single" w:color="CBD5E1" w:sz="2" w:space="4"/>
+          <w:top w:val="single" w:color="B3B3B3" w:sz="2" w:space="4"/>
+          <w:bottom w:val="single" w:color="B3B3B3" w:sz="2" w:space="4"/>
+          <w:left w:val="single" w:color="1A1A1A" w:sz="18" w:space="8"/>
+          <w:right w:val="single" w:color="B3B3B3" w:sz="2" w:space="4"/>
         </w:pBdr>
-        <w:shd w:fill="FEF2F2" w:val="clear"/>
+        <w:shd w:fill="EDEDED" w:val="clear"/>
         <w:spacing w:after="160" w:before="120" w:line="276"/>
       </w:pPr>
       <w:r>
         <w:rPr>
           <w:rFonts w:ascii="Arial" w:cs="Arial" w:eastAsia="Arial" w:hAnsi="Arial"/>
-          <w:color w:val="1E293B"/>
+          <w:color w:val="1A1A1A"/>
           <w:sz w:val="19"/>
           <w:szCs w:val="19"/>
         </w:rPr>
@@ -143,7 +143,7 @@
           <w:rFonts w:ascii="Arial" w:cs="Arial" w:eastAsia="Arial" w:hAnsi="Arial"/>
           <w:b/>
           <w:bCs/>
-          <w:color w:val="005AAA"/>
+          <w:color w:val="000000"/>
           <w:sz w:val="24"/>
           <w:szCs w:val="24"/>
         </w:rPr>
@@ -157,7 +157,7 @@
       <w:r>
         <w:rPr>
           <w:rFonts w:ascii="Arial" w:cs="Arial" w:eastAsia="Arial" w:hAnsi="Arial"/>
-          <w:color w:val="1E293B"/>
+          <w:color w:val="1A1A1A"/>
           <w:sz w:val="21"/>
           <w:szCs w:val="21"/>
         </w:rPr>
@@ -174,7 +174,7 @@
           <w:rFonts w:ascii="Arial" w:cs="Arial" w:eastAsia="Arial" w:hAnsi="Arial"/>
           <w:b/>
           <w:bCs/>
-          <w:color w:val="005AAA"/>
+          <w:color w:val="000000"/>
           <w:sz w:val="24"/>
           <w:szCs w:val="24"/>
         </w:rPr>
@@ -190,7 +190,7 @@
           <w:rFonts w:ascii="Arial" w:cs="Arial" w:eastAsia="Arial" w:hAnsi="Arial"/>
           <w:i/>
           <w:iCs/>
-          <w:color w:val="64748B"/>
+          <w:color w:val="6E6E6E"/>
           <w:sz w:val="19"/>
           <w:szCs w:val="19"/>
         </w:rPr>
@@ -201,12 +201,12 @@
       <w:tblPr>
         <w:tblW w:type="pct" w:w="100%"/>
         <w:tblBorders>
-          <w:top w:val="single" w:color="CBD5E1" w:sz="4"/>
-          <w:left w:val="single" w:color="CBD5E1" w:sz="4"/>
-          <w:bottom w:val="single" w:color="CBD5E1" w:sz="4"/>
-          <w:right w:val="single" w:color="CBD5E1" w:sz="4"/>
-          <w:insideH w:val="single" w:color="CBD5E1" w:sz="4"/>
-          <w:insideV w:val="single" w:color="CBD5E1" w:sz="4"/>
+          <w:top w:val="single" w:color="B3B3B3" w:sz="4"/>
+          <w:left w:val="single" w:color="B3B3B3" w:sz="4"/>
+          <w:bottom w:val="single" w:color="B3B3B3" w:sz="4"/>
+          <w:right w:val="single" w:color="B3B3B3" w:sz="4"/>
+          <w:insideH w:val="single" w:color="B3B3B3" w:sz="4"/>
+          <w:insideV w:val="single" w:color="B3B3B3" w:sz="4"/>
         </w:tblBorders>
       </w:tblPr>
       <w:tblGrid>
@@ -221,7 +221,7 @@
         <w:tc>
           <w:tcPr>
             <w:tcW w:type="pct" w:w="14%"/>
-            <w:shd w:fill="005AAA" w:val="clear"/>
+            <w:shd w:fill="3D3D3D" w:val="clear"/>
             <w:tcMar>
               <w:top w:type="dxa" w:w="90"/>
               <w:left w:type="dxa" w:w="120"/>
@@ -250,7 +250,7 @@
         <w:tc>
           <w:tcPr>
             <w:tcW w:type="pct" w:w="46%"/>
-            <w:shd w:fill="005AAA" w:val="clear"/>
+            <w:shd w:fill="3D3D3D" w:val="clear"/>
             <w:tcMar>
               <w:top w:type="dxa" w:w="90"/>
               <w:left w:type="dxa" w:w="120"/>
@@ -279,7 +279,7 @@
         <w:tc>
           <w:tcPr>
             <w:tcW w:type="pct" w:w="40%"/>
-            <w:shd w:fill="005AAA" w:val="clear"/>
+            <w:shd w:fill="3D3D3D" w:val="clear"/>
             <w:tcMar>
               <w:top w:type="dxa" w:w="90"/>
               <w:left w:type="dxa" w:w="120"/>
@@ -328,7 +328,7 @@
                 <w:rFonts w:ascii="Arial" w:cs="Arial" w:eastAsia="Arial" w:hAnsi="Arial"/>
                 <w:b/>
                 <w:bCs/>
-                <w:color w:val="1E293B"/>
+                <w:color w:val="1A1A1A"/>
                 <w:sz w:val="19"/>
                 <w:szCs w:val="19"/>
               </w:rPr>
@@ -357,7 +357,7 @@
                 <w:rFonts w:ascii="Arial" w:cs="Arial" w:eastAsia="Arial" w:hAnsi="Arial"/>
                 <w:b w:val="false"/>
                 <w:bCs w:val="false"/>
-                <w:color w:val="1E293B"/>
+                <w:color w:val="1A1A1A"/>
                 <w:sz w:val="19"/>
                 <w:szCs w:val="19"/>
               </w:rPr>
@@ -386,7 +386,7 @@
                 <w:rFonts w:ascii="Arial" w:cs="Arial" w:eastAsia="Arial" w:hAnsi="Arial"/>
                 <w:b w:val="false"/>
                 <w:bCs w:val="false"/>
-                <w:color w:val="1E293B"/>
+                <w:color w:val="1A1A1A"/>
                 <w:sz w:val="19"/>
                 <w:szCs w:val="19"/>
               </w:rPr>
@@ -399,7 +399,7 @@
         <w:tc>
           <w:tcPr>
             <w:tcW w:type="pct" w:w="14%"/>
-            <w:shd w:fill="F8FAFC" w:val="clear"/>
+            <w:shd w:fill="F2F2F2" w:val="clear"/>
             <w:tcMar>
               <w:top w:type="dxa" w:w="90"/>
               <w:left w:type="dxa" w:w="120"/>
@@ -417,7 +417,7 @@
                 <w:rFonts w:ascii="Arial" w:cs="Arial" w:eastAsia="Arial" w:hAnsi="Arial"/>
                 <w:b/>
                 <w:bCs/>
-                <w:color w:val="1E293B"/>
+                <w:color w:val="1A1A1A"/>
                 <w:sz w:val="19"/>
                 <w:szCs w:val="19"/>
               </w:rPr>
@@ -428,7 +428,7 @@
         <w:tc>
           <w:tcPr>
             <w:tcW w:type="pct" w:w="46%"/>
-            <w:shd w:fill="F8FAFC" w:val="clear"/>
+            <w:shd w:fill="F2F2F2" w:val="clear"/>
             <w:tcMar>
               <w:top w:type="dxa" w:w="90"/>
               <w:left w:type="dxa" w:w="120"/>
@@ -446,7 +446,7 @@
                 <w:rFonts w:ascii="Arial" w:cs="Arial" w:eastAsia="Arial" w:hAnsi="Arial"/>
                 <w:b w:val="false"/>
                 <w:bCs w:val="false"/>
-                <w:color w:val="1E293B"/>
+                <w:color w:val="1A1A1A"/>
                 <w:sz w:val="19"/>
                 <w:szCs w:val="19"/>
               </w:rPr>
@@ -457,7 +457,7 @@
         <w:tc>
           <w:tcPr>
             <w:tcW w:type="pct" w:w="40%"/>
-            <w:shd w:fill="F8FAFC" w:val="clear"/>
+            <w:shd w:fill="F2F2F2" w:val="clear"/>
             <w:tcMar>
               <w:top w:type="dxa" w:w="90"/>
               <w:left w:type="dxa" w:w="120"/>
@@ -475,7 +475,7 @@
                 <w:rFonts w:ascii="Arial" w:cs="Arial" w:eastAsia="Arial" w:hAnsi="Arial"/>
                 <w:b w:val="false"/>
                 <w:bCs w:val="false"/>
-                <w:color w:val="1E293B"/>
+                <w:color w:val="1A1A1A"/>
                 <w:sz w:val="19"/>
                 <w:szCs w:val="19"/>
               </w:rPr>
@@ -506,7 +506,7 @@
                 <w:rFonts w:ascii="Arial" w:cs="Arial" w:eastAsia="Arial" w:hAnsi="Arial"/>
                 <w:b/>
                 <w:bCs/>
-                <w:color w:val="1E293B"/>
+                <w:color w:val="1A1A1A"/>
                 <w:sz w:val="19"/>
                 <w:szCs w:val="19"/>
               </w:rPr>
@@ -535,7 +535,7 @@
                 <w:rFonts w:ascii="Arial" w:cs="Arial" w:eastAsia="Arial" w:hAnsi="Arial"/>
                 <w:b w:val="false"/>
                 <w:bCs w:val="false"/>
-                <w:color w:val="1E293B"/>
+                <w:color w:val="1A1A1A"/>
                 <w:sz w:val="19"/>
                 <w:szCs w:val="19"/>
               </w:rPr>
@@ -564,7 +564,7 @@
                 <w:rFonts w:ascii="Arial" w:cs="Arial" w:eastAsia="Arial" w:hAnsi="Arial"/>
                 <w:b w:val="false"/>
                 <w:bCs w:val="false"/>
-                <w:color w:val="1E293B"/>
+                <w:color w:val="1A1A1A"/>
                 <w:sz w:val="19"/>
                 <w:szCs w:val="19"/>
               </w:rPr>
@@ -577,7 +577,7 @@
         <w:tc>
           <w:tcPr>
             <w:tcW w:type="pct" w:w="14%"/>
-            <w:shd w:fill="F8FAFC" w:val="clear"/>
+            <w:shd w:fill="F2F2F2" w:val="clear"/>
             <w:tcMar>
               <w:top w:type="dxa" w:w="90"/>
               <w:left w:type="dxa" w:w="120"/>
@@ -595,7 +595,7 @@
                 <w:rFonts w:ascii="Arial" w:cs="Arial" w:eastAsia="Arial" w:hAnsi="Arial"/>
                 <w:b/>
                 <w:bCs/>
-                <w:color w:val="1E293B"/>
+                <w:color w:val="1A1A1A"/>
                 <w:sz w:val="19"/>
                 <w:szCs w:val="19"/>
               </w:rPr>
@@ -606,7 +606,7 @@
         <w:tc>
           <w:tcPr>
             <w:tcW w:type="pct" w:w="46%"/>
-            <w:shd w:fill="F8FAFC" w:val="clear"/>
+            <w:shd w:fill="F2F2F2" w:val="clear"/>
             <w:tcMar>
               <w:top w:type="dxa" w:w="90"/>
               <w:left w:type="dxa" w:w="120"/>
@@ -624,7 +624,7 @@
                 <w:rFonts w:ascii="Arial" w:cs="Arial" w:eastAsia="Arial" w:hAnsi="Arial"/>
                 <w:b w:val="false"/>
                 <w:bCs w:val="false"/>
-                <w:color w:val="1E293B"/>
+                <w:color w:val="1A1A1A"/>
                 <w:sz w:val="19"/>
                 <w:szCs w:val="19"/>
               </w:rPr>
@@ -635,7 +635,7 @@
         <w:tc>
           <w:tcPr>
             <w:tcW w:type="pct" w:w="40%"/>
-            <w:shd w:fill="F8FAFC" w:val="clear"/>
+            <w:shd w:fill="F2F2F2" w:val="clear"/>
             <w:tcMar>
               <w:top w:type="dxa" w:w="90"/>
               <w:left w:type="dxa" w:w="120"/>
@@ -653,7 +653,7 @@
                 <w:rFonts w:ascii="Arial" w:cs="Arial" w:eastAsia="Arial" w:hAnsi="Arial"/>
                 <w:b w:val="false"/>
                 <w:bCs w:val="false"/>
-                <w:color w:val="1E293B"/>
+                <w:color w:val="1A1A1A"/>
                 <w:sz w:val="19"/>
                 <w:szCs w:val="19"/>
               </w:rPr>
@@ -684,7 +684,7 @@
                 <w:rFonts w:ascii="Arial" w:cs="Arial" w:eastAsia="Arial" w:hAnsi="Arial"/>
                 <w:b/>
                 <w:bCs/>
-                <w:color w:val="1E293B"/>
+                <w:color w:val="1A1A1A"/>
                 <w:sz w:val="19"/>
                 <w:szCs w:val="19"/>
               </w:rPr>
@@ -713,7 +713,7 @@
                 <w:rFonts w:ascii="Arial" w:cs="Arial" w:eastAsia="Arial" w:hAnsi="Arial"/>
                 <w:b w:val="false"/>
                 <w:bCs w:val="false"/>
-                <w:color w:val="1E293B"/>
+                <w:color w:val="1A1A1A"/>
                 <w:sz w:val="19"/>
                 <w:szCs w:val="19"/>
               </w:rPr>
@@ -742,7 +742,7 @@
                 <w:rFonts w:ascii="Arial" w:cs="Arial" w:eastAsia="Arial" w:hAnsi="Arial"/>
                 <w:b w:val="false"/>
                 <w:bCs w:val="false"/>
-                <w:color w:val="1E293B"/>
+                <w:color w:val="1A1A1A"/>
                 <w:sz w:val="19"/>
                 <w:szCs w:val="19"/>
               </w:rPr>
@@ -755,18 +755,18 @@
     <w:p>
       <w:pPr>
         <w:pBdr>
-          <w:top w:val="single" w:color="CBD5E1" w:sz="2" w:space="4"/>
-          <w:bottom w:val="single" w:color="CBD5E1" w:sz="2" w:space="4"/>
-          <w:left w:val="single" w:color="005AAA" w:sz="18" w:space="8"/>
-          <w:right w:val="single" w:color="CBD5E1" w:sz="2" w:space="4"/>
+          <w:top w:val="single" w:color="B3B3B3" w:sz="2" w:space="4"/>
+          <w:bottom w:val="single" w:color="B3B3B3" w:sz="2" w:space="4"/>
+          <w:left w:val="single" w:color="000000" w:sz="18" w:space="8"/>
+          <w:right w:val="single" w:color="B3B3B3" w:sz="2" w:space="4"/>
         </w:pBdr>
-        <w:shd w:fill="F8FAFC" w:val="clear"/>
+        <w:shd w:fill="F2F2F2" w:val="clear"/>
         <w:spacing w:after="160" w:before="100" w:line="276"/>
       </w:pPr>
       <w:r>
         <w:rPr>
           <w:rFonts w:ascii="Arial" w:cs="Arial" w:eastAsia="Arial" w:hAnsi="Arial"/>
-          <w:color w:val="1E293B"/>
+          <w:color w:val="1A1A1A"/>
           <w:sz w:val="19"/>
           <w:szCs w:val="19"/>
         </w:rPr>
@@ -783,7 +783,7 @@
           <w:rFonts w:ascii="Arial" w:cs="Arial" w:eastAsia="Arial" w:hAnsi="Arial"/>
           <w:b/>
           <w:bCs/>
-          <w:color w:val="005AAA"/>
+          <w:color w:val="000000"/>
           <w:sz w:val="30"/>
           <w:szCs w:val="30"/>
         </w:rPr>
@@ -794,12 +794,12 @@
       <w:tblPr>
         <w:tblW w:type="pct" w:w="100%"/>
         <w:tblBorders>
-          <w:top w:val="single" w:color="CBD5E1" w:sz="4"/>
-          <w:left w:val="single" w:color="CBD5E1" w:sz="4"/>
-          <w:bottom w:val="single" w:color="CBD5E1" w:sz="4"/>
-          <w:right w:val="single" w:color="CBD5E1" w:sz="4"/>
-          <w:insideH w:val="single" w:color="CBD5E1" w:sz="4"/>
-          <w:insideV w:val="single" w:color="CBD5E1" w:sz="4"/>
+          <w:top w:val="single" w:color="B3B3B3" w:sz="4"/>
+          <w:left w:val="single" w:color="B3B3B3" w:sz="4"/>
+          <w:bottom w:val="single" w:color="B3B3B3" w:sz="4"/>
+          <w:right w:val="single" w:color="B3B3B3" w:sz="4"/>
+          <w:insideH w:val="single" w:color="B3B3B3" w:sz="4"/>
+          <w:insideV w:val="single" w:color="B3B3B3" w:sz="4"/>
         </w:tblBorders>
       </w:tblPr>
       <w:tblGrid>
@@ -815,7 +815,7 @@
         <w:tc>
           <w:tcPr>
             <w:tcW w:type="pct" w:w="8%"/>
-            <w:shd w:fill="005AAA" w:val="clear"/>
+            <w:shd w:fill="3D3D3D" w:val="clear"/>
             <w:tcMar>
               <w:top w:type="dxa" w:w="90"/>
               <w:left w:type="dxa" w:w="120"/>
@@ -844,7 +844,7 @@
         <w:tc>
           <w:tcPr>
             <w:tcW w:type="pct" w:w="44%"/>
-            <w:shd w:fill="005AAA" w:val="clear"/>
+            <w:shd w:fill="3D3D3D" w:val="clear"/>
             <w:tcMar>
               <w:top w:type="dxa" w:w="90"/>
               <w:left w:type="dxa" w:w="120"/>
@@ -873,7 +873,7 @@
         <w:tc>
           <w:tcPr>
             <w:tcW w:type="pct" w:w="20%"/>
-            <w:shd w:fill="005AAA" w:val="clear"/>
+            <w:shd w:fill="3D3D3D" w:val="clear"/>
             <w:tcMar>
               <w:top w:type="dxa" w:w="90"/>
               <w:left w:type="dxa" w:w="120"/>
@@ -902,7 +902,7 @@
         <w:tc>
           <w:tcPr>
             <w:tcW w:type="pct" w:w="28%"/>
-            <w:shd w:fill="005AAA" w:val="clear"/>
+            <w:shd w:fill="3D3D3D" w:val="clear"/>
             <w:tcMar>
               <w:top w:type="dxa" w:w="90"/>
               <w:left w:type="dxa" w:w="120"/>
@@ -950,7 +950,7 @@
             <w:r>
               <w:rPr>
                 <w:rFonts w:ascii="Arial" w:cs="Arial" w:eastAsia="Arial" w:hAnsi="Arial"/>
-                <w:color w:val="1E293B"/>
+                <w:color w:val="1A1A1A"/>
                 <w:sz w:val="19"/>
                 <w:szCs w:val="19"/>
               </w:rPr>
@@ -977,7 +977,7 @@
             <w:r>
               <w:rPr>
                 <w:rFonts w:ascii="Arial" w:cs="Arial" w:eastAsia="Arial" w:hAnsi="Arial"/>
-                <w:color w:val="1E293B"/>
+                <w:color w:val="1A1A1A"/>
                 <w:sz w:val="19"/>
                 <w:szCs w:val="19"/>
               </w:rPr>
@@ -1004,7 +1004,7 @@
             <w:r>
               <w:rPr>
                 <w:rFonts w:ascii="Arial" w:cs="Arial" w:eastAsia="Arial" w:hAnsi="Arial"/>
-                <w:color w:val="1E293B"/>
+                <w:color w:val="1A1A1A"/>
                 <w:sz w:val="19"/>
                 <w:szCs w:val="19"/>
               </w:rPr>
@@ -1031,7 +1031,7 @@
             <w:r>
               <w:rPr>
                 <w:rFonts w:ascii="Arial" w:cs="Arial" w:eastAsia="Arial" w:hAnsi="Arial"/>
-                <w:color w:val="1E293B"/>
+                <w:color w:val="1A1A1A"/>
                 <w:sz w:val="19"/>
                 <w:szCs w:val="19"/>
               </w:rPr>
@@ -1044,7 +1044,7 @@
         <w:tc>
           <w:tcPr>
             <w:tcW w:type="pct" w:w="8%"/>
-            <w:shd w:fill="F8FAFC" w:val="clear"/>
+            <w:shd w:fill="F2F2F2" w:val="clear"/>
             <w:tcMar>
               <w:top w:type="dxa" w:w="90"/>
               <w:left w:type="dxa" w:w="120"/>
@@ -1061,7 +1061,7 @@
             <w:r>
               <w:rPr>
                 <w:rFonts w:ascii="Arial" w:cs="Arial" w:eastAsia="Arial" w:hAnsi="Arial"/>
-                <w:color w:val="1E293B"/>
+                <w:color w:val="1A1A1A"/>
                 <w:sz w:val="19"/>
                 <w:szCs w:val="19"/>
               </w:rPr>
@@ -1072,23 +1072,23 @@
         <w:tc>
           <w:tcPr>
             <w:tcW w:type="pct" w:w="44%"/>
-            <w:shd w:fill="F8FAFC" w:val="clear"/>
-            <w:tcMar>
-              <w:top w:type="dxa" w:w="90"/>
-              <w:left w:type="dxa" w:w="120"/>
-              <w:bottom w:type="dxa" w:w="90"/>
-              <w:right w:type="dxa" w:w="120"/>
-            </w:tcMar>
-            <w:vAlign w:val="center"/>
-          </w:tcPr>
-          <w:p>
-            <w:pPr>
-              <w:spacing w:after="0" w:line="264"/>
-            </w:pPr>
-            <w:r>
-              <w:rPr>
-                <w:rFonts w:ascii="Arial" w:cs="Arial" w:eastAsia="Arial" w:hAnsi="Arial"/>
-                <w:color w:val="1E293B"/>
+            <w:shd w:fill="F2F2F2" w:val="clear"/>
+            <w:tcMar>
+              <w:top w:type="dxa" w:w="90"/>
+              <w:left w:type="dxa" w:w="120"/>
+              <w:bottom w:type="dxa" w:w="90"/>
+              <w:right w:type="dxa" w:w="120"/>
+            </w:tcMar>
+            <w:vAlign w:val="center"/>
+          </w:tcPr>
+          <w:p>
+            <w:pPr>
+              <w:spacing w:after="0" w:line="264"/>
+            </w:pPr>
+            <w:r>
+              <w:rPr>
+                <w:rFonts w:ascii="Arial" w:cs="Arial" w:eastAsia="Arial" w:hAnsi="Arial"/>
+                <w:color w:val="1A1A1A"/>
                 <w:sz w:val="19"/>
                 <w:szCs w:val="19"/>
               </w:rPr>
@@ -1099,23 +1099,23 @@
         <w:tc>
           <w:tcPr>
             <w:tcW w:type="pct" w:w="20%"/>
-            <w:shd w:fill="F8FAFC" w:val="clear"/>
-            <w:tcMar>
-              <w:top w:type="dxa" w:w="90"/>
-              <w:left w:type="dxa" w:w="120"/>
-              <w:bottom w:type="dxa" w:w="90"/>
-              <w:right w:type="dxa" w:w="120"/>
-            </w:tcMar>
-            <w:vAlign w:val="center"/>
-          </w:tcPr>
-          <w:p>
-            <w:pPr>
-              <w:spacing w:after="0" w:line="264"/>
-            </w:pPr>
-            <w:r>
-              <w:rPr>
-                <w:rFonts w:ascii="Arial" w:cs="Arial" w:eastAsia="Arial" w:hAnsi="Arial"/>
-                <w:color w:val="1E293B"/>
+            <w:shd w:fill="F2F2F2" w:val="clear"/>
+            <w:tcMar>
+              <w:top w:type="dxa" w:w="90"/>
+              <w:left w:type="dxa" w:w="120"/>
+              <w:bottom w:type="dxa" w:w="90"/>
+              <w:right w:type="dxa" w:w="120"/>
+            </w:tcMar>
+            <w:vAlign w:val="center"/>
+          </w:tcPr>
+          <w:p>
+            <w:pPr>
+              <w:spacing w:after="0" w:line="264"/>
+            </w:pPr>
+            <w:r>
+              <w:rPr>
+                <w:rFonts w:ascii="Arial" w:cs="Arial" w:eastAsia="Arial" w:hAnsi="Arial"/>
+                <w:color w:val="1A1A1A"/>
                 <w:sz w:val="19"/>
                 <w:szCs w:val="19"/>
               </w:rPr>
@@ -1126,23 +1126,23 @@
         <w:tc>
           <w:tcPr>
             <w:tcW w:type="pct" w:w="28%"/>
-            <w:shd w:fill="F8FAFC" w:val="clear"/>
-            <w:tcMar>
-              <w:top w:type="dxa" w:w="90"/>
-              <w:left w:type="dxa" w:w="120"/>
-              <w:bottom w:type="dxa" w:w="90"/>
-              <w:right w:type="dxa" w:w="120"/>
-            </w:tcMar>
-            <w:vAlign w:val="center"/>
-          </w:tcPr>
-          <w:p>
-            <w:pPr>
-              <w:spacing w:after="0" w:line="264"/>
-            </w:pPr>
-            <w:r>
-              <w:rPr>
-                <w:rFonts w:ascii="Arial" w:cs="Arial" w:eastAsia="Arial" w:hAnsi="Arial"/>
-                <w:color w:val="1E293B"/>
+            <w:shd w:fill="F2F2F2" w:val="clear"/>
+            <w:tcMar>
+              <w:top w:type="dxa" w:w="90"/>
+              <w:left w:type="dxa" w:w="120"/>
+              <w:bottom w:type="dxa" w:w="90"/>
+              <w:right w:type="dxa" w:w="120"/>
+            </w:tcMar>
+            <w:vAlign w:val="center"/>
+          </w:tcPr>
+          <w:p>
+            <w:pPr>
+              <w:spacing w:after="0" w:line="264"/>
+            </w:pPr>
+            <w:r>
+              <w:rPr>
+                <w:rFonts w:ascii="Arial" w:cs="Arial" w:eastAsia="Arial" w:hAnsi="Arial"/>
+                <w:color w:val="1A1A1A"/>
                 <w:sz w:val="19"/>
                 <w:szCs w:val="19"/>
               </w:rPr>
@@ -1172,7 +1172,7 @@
             <w:r>
               <w:rPr>
                 <w:rFonts w:ascii="Arial" w:cs="Arial" w:eastAsia="Arial" w:hAnsi="Arial"/>
-                <w:color w:val="1E293B"/>
+                <w:color w:val="1A1A1A"/>
                 <w:sz w:val="19"/>
                 <w:szCs w:val="19"/>
               </w:rPr>
@@ -1199,7 +1199,7 @@
             <w:r>
               <w:rPr>
                 <w:rFonts w:ascii="Arial" w:cs="Arial" w:eastAsia="Arial" w:hAnsi="Arial"/>
-                <w:color w:val="1E293B"/>
+                <w:color w:val="1A1A1A"/>
                 <w:sz w:val="19"/>
                 <w:szCs w:val="19"/>
               </w:rPr>
@@ -1226,7 +1226,7 @@
             <w:r>
               <w:rPr>
                 <w:rFonts w:ascii="Arial" w:cs="Arial" w:eastAsia="Arial" w:hAnsi="Arial"/>
-                <w:color w:val="1E293B"/>
+                <w:color w:val="1A1A1A"/>
                 <w:sz w:val="19"/>
                 <w:szCs w:val="19"/>
               </w:rPr>
@@ -1253,7 +1253,7 @@
             <w:r>
               <w:rPr>
                 <w:rFonts w:ascii="Arial" w:cs="Arial" w:eastAsia="Arial" w:hAnsi="Arial"/>
-                <w:color w:val="1E293B"/>
+                <w:color w:val="1A1A1A"/>
                 <w:sz w:val="19"/>
                 <w:szCs w:val="19"/>
               </w:rPr>
@@ -1266,7 +1266,7 @@
         <w:tc>
           <w:tcPr>
             <w:tcW w:type="pct" w:w="8%"/>
-            <w:shd w:fill="F8FAFC" w:val="clear"/>
+            <w:shd w:fill="F2F2F2" w:val="clear"/>
             <w:tcMar>
               <w:top w:type="dxa" w:w="90"/>
               <w:left w:type="dxa" w:w="120"/>
@@ -1283,7 +1283,7 @@
             <w:r>
               <w:rPr>
                 <w:rFonts w:ascii="Arial" w:cs="Arial" w:eastAsia="Arial" w:hAnsi="Arial"/>
-                <w:color w:val="1E293B"/>
+                <w:color w:val="1A1A1A"/>
                 <w:sz w:val="19"/>
                 <w:szCs w:val="19"/>
               </w:rPr>
@@ -1294,23 +1294,23 @@
         <w:tc>
           <w:tcPr>
             <w:tcW w:type="pct" w:w="44%"/>
-            <w:shd w:fill="F8FAFC" w:val="clear"/>
-            <w:tcMar>
-              <w:top w:type="dxa" w:w="90"/>
-              <w:left w:type="dxa" w:w="120"/>
-              <w:bottom w:type="dxa" w:w="90"/>
-              <w:right w:type="dxa" w:w="120"/>
-            </w:tcMar>
-            <w:vAlign w:val="center"/>
-          </w:tcPr>
-          <w:p>
-            <w:pPr>
-              <w:spacing w:after="0" w:line="264"/>
-            </w:pPr>
-            <w:r>
-              <w:rPr>
-                <w:rFonts w:ascii="Arial" w:cs="Arial" w:eastAsia="Arial" w:hAnsi="Arial"/>
-                <w:color w:val="1E293B"/>
+            <w:shd w:fill="F2F2F2" w:val="clear"/>
+            <w:tcMar>
+              <w:top w:type="dxa" w:w="90"/>
+              <w:left w:type="dxa" w:w="120"/>
+              <w:bottom w:type="dxa" w:w="90"/>
+              <w:right w:type="dxa" w:w="120"/>
+            </w:tcMar>
+            <w:vAlign w:val="center"/>
+          </w:tcPr>
+          <w:p>
+            <w:pPr>
+              <w:spacing w:after="0" w:line="264"/>
+            </w:pPr>
+            <w:r>
+              <w:rPr>
+                <w:rFonts w:ascii="Arial" w:cs="Arial" w:eastAsia="Arial" w:hAnsi="Arial"/>
+                <w:color w:val="1A1A1A"/>
                 <w:sz w:val="19"/>
                 <w:szCs w:val="19"/>
               </w:rPr>
@@ -1321,23 +1321,23 @@
         <w:tc>
           <w:tcPr>
             <w:tcW w:type="pct" w:w="20%"/>
-            <w:shd w:fill="F8FAFC" w:val="clear"/>
-            <w:tcMar>
-              <w:top w:type="dxa" w:w="90"/>
-              <w:left w:type="dxa" w:w="120"/>
-              <w:bottom w:type="dxa" w:w="90"/>
-              <w:right w:type="dxa" w:w="120"/>
-            </w:tcMar>
-            <w:vAlign w:val="center"/>
-          </w:tcPr>
-          <w:p>
-            <w:pPr>
-              <w:spacing w:after="0" w:line="264"/>
-            </w:pPr>
-            <w:r>
-              <w:rPr>
-                <w:rFonts w:ascii="Arial" w:cs="Arial" w:eastAsia="Arial" w:hAnsi="Arial"/>
-                <w:color w:val="1E293B"/>
+            <w:shd w:fill="F2F2F2" w:val="clear"/>
+            <w:tcMar>
+              <w:top w:type="dxa" w:w="90"/>
+              <w:left w:type="dxa" w:w="120"/>
+              <w:bottom w:type="dxa" w:w="90"/>
+              <w:right w:type="dxa" w:w="120"/>
+            </w:tcMar>
+            <w:vAlign w:val="center"/>
+          </w:tcPr>
+          <w:p>
+            <w:pPr>
+              <w:spacing w:after="0" w:line="264"/>
+            </w:pPr>
+            <w:r>
+              <w:rPr>
+                <w:rFonts w:ascii="Arial" w:cs="Arial" w:eastAsia="Arial" w:hAnsi="Arial"/>
+                <w:color w:val="1A1A1A"/>
                 <w:sz w:val="19"/>
                 <w:szCs w:val="19"/>
               </w:rPr>
@@ -1348,23 +1348,23 @@
         <w:tc>
           <w:tcPr>
             <w:tcW w:type="pct" w:w="28%"/>
-            <w:shd w:fill="F8FAFC" w:val="clear"/>
-            <w:tcMar>
-              <w:top w:type="dxa" w:w="90"/>
-              <w:left w:type="dxa" w:w="120"/>
-              <w:bottom w:type="dxa" w:w="90"/>
-              <w:right w:type="dxa" w:w="120"/>
-            </w:tcMar>
-            <w:vAlign w:val="center"/>
-          </w:tcPr>
-          <w:p>
-            <w:pPr>
-              <w:spacing w:after="0" w:line="264"/>
-            </w:pPr>
-            <w:r>
-              <w:rPr>
-                <w:rFonts w:ascii="Arial" w:cs="Arial" w:eastAsia="Arial" w:hAnsi="Arial"/>
-                <w:color w:val="1E293B"/>
+            <w:shd w:fill="F2F2F2" w:val="clear"/>
+            <w:tcMar>
+              <w:top w:type="dxa" w:w="90"/>
+              <w:left w:type="dxa" w:w="120"/>
+              <w:bottom w:type="dxa" w:w="90"/>
+              <w:right w:type="dxa" w:w="120"/>
+            </w:tcMar>
+            <w:vAlign w:val="center"/>
+          </w:tcPr>
+          <w:p>
+            <w:pPr>
+              <w:spacing w:after="0" w:line="264"/>
+            </w:pPr>
+            <w:r>
+              <w:rPr>
+                <w:rFonts w:ascii="Arial" w:cs="Arial" w:eastAsia="Arial" w:hAnsi="Arial"/>
+                <w:color w:val="1A1A1A"/>
                 <w:sz w:val="19"/>
                 <w:szCs w:val="19"/>
               </w:rPr>
@@ -1394,7 +1394,7 @@
             <w:r>
               <w:rPr>
                 <w:rFonts w:ascii="Arial" w:cs="Arial" w:eastAsia="Arial" w:hAnsi="Arial"/>
-                <w:color w:val="1E293B"/>
+                <w:color w:val="1A1A1A"/>
                 <w:sz w:val="19"/>
                 <w:szCs w:val="19"/>
               </w:rPr>
@@ -1421,7 +1421,7 @@
             <w:r>
               <w:rPr>
                 <w:rFonts w:ascii="Arial" w:cs="Arial" w:eastAsia="Arial" w:hAnsi="Arial"/>
-                <w:color w:val="1E293B"/>
+                <w:color w:val="1A1A1A"/>
                 <w:sz w:val="19"/>
                 <w:szCs w:val="19"/>
               </w:rPr>
@@ -1448,7 +1448,7 @@
             <w:r>
               <w:rPr>
                 <w:rFonts w:ascii="Arial" w:cs="Arial" w:eastAsia="Arial" w:hAnsi="Arial"/>
-                <w:color w:val="1E293B"/>
+                <w:color w:val="1A1A1A"/>
                 <w:sz w:val="19"/>
                 <w:szCs w:val="19"/>
               </w:rPr>
@@ -1475,7 +1475,7 @@
             <w:r>
               <w:rPr>
                 <w:rFonts w:ascii="Arial" w:cs="Arial" w:eastAsia="Arial" w:hAnsi="Arial"/>
-                <w:color w:val="1E293B"/>
+                <w:color w:val="1A1A1A"/>
                 <w:sz w:val="19"/>
                 <w:szCs w:val="19"/>
               </w:rPr>
@@ -1488,7 +1488,7 @@
         <w:tc>
           <w:tcPr>
             <w:tcW w:type="pct" w:w="8%"/>
-            <w:shd w:fill="F8FAFC" w:val="clear"/>
+            <w:shd w:fill="F2F2F2" w:val="clear"/>
             <w:tcMar>
               <w:top w:type="dxa" w:w="90"/>
               <w:left w:type="dxa" w:w="120"/>
@@ -1505,7 +1505,7 @@
             <w:r>
               <w:rPr>
                 <w:rFonts w:ascii="Arial" w:cs="Arial" w:eastAsia="Arial" w:hAnsi="Arial"/>
-                <w:color w:val="1E293B"/>
+                <w:color w:val="1A1A1A"/>
                 <w:sz w:val="19"/>
                 <w:szCs w:val="19"/>
               </w:rPr>
@@ -1516,23 +1516,23 @@
         <w:tc>
           <w:tcPr>
             <w:tcW w:type="pct" w:w="44%"/>
-            <w:shd w:fill="F8FAFC" w:val="clear"/>
-            <w:tcMar>
-              <w:top w:type="dxa" w:w="90"/>
-              <w:left w:type="dxa" w:w="120"/>
-              <w:bottom w:type="dxa" w:w="90"/>
-              <w:right w:type="dxa" w:w="120"/>
-            </w:tcMar>
-            <w:vAlign w:val="center"/>
-          </w:tcPr>
-          <w:p>
-            <w:pPr>
-              <w:spacing w:after="0" w:line="264"/>
-            </w:pPr>
-            <w:r>
-              <w:rPr>
-                <w:rFonts w:ascii="Arial" w:cs="Arial" w:eastAsia="Arial" w:hAnsi="Arial"/>
-                <w:color w:val="1E293B"/>
+            <w:shd w:fill="F2F2F2" w:val="clear"/>
+            <w:tcMar>
+              <w:top w:type="dxa" w:w="90"/>
+              <w:left w:type="dxa" w:w="120"/>
+              <w:bottom w:type="dxa" w:w="90"/>
+              <w:right w:type="dxa" w:w="120"/>
+            </w:tcMar>
+            <w:vAlign w:val="center"/>
+          </w:tcPr>
+          <w:p>
+            <w:pPr>
+              <w:spacing w:after="0" w:line="264"/>
+            </w:pPr>
+            <w:r>
+              <w:rPr>
+                <w:rFonts w:ascii="Arial" w:cs="Arial" w:eastAsia="Arial" w:hAnsi="Arial"/>
+                <w:color w:val="1A1A1A"/>
                 <w:sz w:val="19"/>
                 <w:szCs w:val="19"/>
               </w:rPr>
@@ -1543,23 +1543,23 @@
         <w:tc>
           <w:tcPr>
             <w:tcW w:type="pct" w:w="20%"/>
-            <w:shd w:fill="F8FAFC" w:val="clear"/>
-            <w:tcMar>
-              <w:top w:type="dxa" w:w="90"/>
-              <w:left w:type="dxa" w:w="120"/>
-              <w:bottom w:type="dxa" w:w="90"/>
-              <w:right w:type="dxa" w:w="120"/>
-            </w:tcMar>
-            <w:vAlign w:val="center"/>
-          </w:tcPr>
-          <w:p>
-            <w:pPr>
-              <w:spacing w:after="0" w:line="264"/>
-            </w:pPr>
-            <w:r>
-              <w:rPr>
-                <w:rFonts w:ascii="Arial" w:cs="Arial" w:eastAsia="Arial" w:hAnsi="Arial"/>
-                <w:color w:val="1E293B"/>
+            <w:shd w:fill="F2F2F2" w:val="clear"/>
+            <w:tcMar>
+              <w:top w:type="dxa" w:w="90"/>
+              <w:left w:type="dxa" w:w="120"/>
+              <w:bottom w:type="dxa" w:w="90"/>
+              <w:right w:type="dxa" w:w="120"/>
+            </w:tcMar>
+            <w:vAlign w:val="center"/>
+          </w:tcPr>
+          <w:p>
+            <w:pPr>
+              <w:spacing w:after="0" w:line="264"/>
+            </w:pPr>
+            <w:r>
+              <w:rPr>
+                <w:rFonts w:ascii="Arial" w:cs="Arial" w:eastAsia="Arial" w:hAnsi="Arial"/>
+                <w:color w:val="1A1A1A"/>
                 <w:sz w:val="19"/>
                 <w:szCs w:val="19"/>
               </w:rPr>
@@ -1570,23 +1570,23 @@
         <w:tc>
           <w:tcPr>
             <w:tcW w:type="pct" w:w="28%"/>
-            <w:shd w:fill="F8FAFC" w:val="clear"/>
-            <w:tcMar>
-              <w:top w:type="dxa" w:w="90"/>
-              <w:left w:type="dxa" w:w="120"/>
-              <w:bottom w:type="dxa" w:w="90"/>
-              <w:right w:type="dxa" w:w="120"/>
-            </w:tcMar>
-            <w:vAlign w:val="center"/>
-          </w:tcPr>
-          <w:p>
-            <w:pPr>
-              <w:spacing w:after="0" w:line="264"/>
-            </w:pPr>
-            <w:r>
-              <w:rPr>
-                <w:rFonts w:ascii="Arial" w:cs="Arial" w:eastAsia="Arial" w:hAnsi="Arial"/>
-                <w:color w:val="1E293B"/>
+            <w:shd w:fill="F2F2F2" w:val="clear"/>
+            <w:tcMar>
+              <w:top w:type="dxa" w:w="90"/>
+              <w:left w:type="dxa" w:w="120"/>
+              <w:bottom w:type="dxa" w:w="90"/>
+              <w:right w:type="dxa" w:w="120"/>
+            </w:tcMar>
+            <w:vAlign w:val="center"/>
+          </w:tcPr>
+          <w:p>
+            <w:pPr>
+              <w:spacing w:after="0" w:line="264"/>
+            </w:pPr>
+            <w:r>
+              <w:rPr>
+                <w:rFonts w:ascii="Arial" w:cs="Arial" w:eastAsia="Arial" w:hAnsi="Arial"/>
+                <w:color w:val="1A1A1A"/>
                 <w:sz w:val="19"/>
                 <w:szCs w:val="19"/>
               </w:rPr>
@@ -1599,18 +1599,18 @@
     <w:p>
       <w:pPr>
         <w:pBdr>
-          <w:top w:val="single" w:color="CBD5E1" w:sz="2" w:space="4"/>
-          <w:bottom w:val="single" w:color="CBD5E1" w:sz="2" w:space="4"/>
-          <w:left w:val="single" w:color="E70F47" w:sz="18" w:space="8"/>
-          <w:right w:val="single" w:color="CBD5E1" w:sz="2" w:space="4"/>
+          <w:top w:val="single" w:color="B3B3B3" w:sz="2" w:space="4"/>
+          <w:bottom w:val="single" w:color="B3B3B3" w:sz="2" w:space="4"/>
+          <w:left w:val="single" w:color="1A1A1A" w:sz="18" w:space="8"/>
+          <w:right w:val="single" w:color="B3B3B3" w:sz="2" w:space="4"/>
         </w:pBdr>
-        <w:shd w:fill="FEF2F2" w:val="clear"/>
+        <w:shd w:fill="EDEDED" w:val="clear"/>
         <w:spacing w:after="160" w:before="120" w:line="276"/>
       </w:pPr>
       <w:r>
         <w:rPr>
           <w:rFonts w:ascii="Arial" w:cs="Arial" w:eastAsia="Arial" w:hAnsi="Arial"/>
-          <w:color w:val="1E293B"/>
+          <w:color w:val="1A1A1A"/>
           <w:sz w:val="19"/>
           <w:szCs w:val="19"/>
         </w:rPr>
@@ -1627,7 +1627,7 @@
           <w:rFonts w:ascii="Arial" w:cs="Arial" w:eastAsia="Arial" w:hAnsi="Arial"/>
           <w:b/>
           <w:bCs/>
-          <w:color w:val="005AAA"/>
+          <w:color w:val="000000"/>
           <w:sz w:val="30"/>
           <w:szCs w:val="30"/>
         </w:rPr>
@@ -1644,7 +1644,7 @@
           <w:rFonts w:ascii="Arial" w:cs="Arial" w:eastAsia="Arial" w:hAnsi="Arial"/>
           <w:b/>
           <w:bCs/>
-          <w:color w:val="005AAA"/>
+          <w:color w:val="000000"/>
           <w:sz w:val="24"/>
           <w:szCs w:val="24"/>
         </w:rPr>
@@ -1658,7 +1658,7 @@
       <w:r>
         <w:rPr>
           <w:rFonts w:ascii="Arial" w:cs="Arial" w:eastAsia="Arial" w:hAnsi="Arial"/>
-          <w:color w:val="1E293B"/>
+          <w:color w:val="1A1A1A"/>
           <w:sz w:val="21"/>
           <w:szCs w:val="21"/>
         </w:rPr>
@@ -1675,7 +1675,7 @@
           <w:rFonts w:ascii="Arial" w:cs="Arial" w:eastAsia="Arial" w:hAnsi="Arial"/>
           <w:b/>
           <w:bCs/>
-          <w:color w:val="005AAA"/>
+          <w:color w:val="000000"/>
           <w:sz w:val="24"/>
           <w:szCs w:val="24"/>
         </w:rPr>
@@ -1686,12 +1686,12 @@
       <w:tblPr>
         <w:tblW w:type="pct" w:w="100%"/>
         <w:tblBorders>
-          <w:top w:val="single" w:color="CBD5E1" w:sz="4"/>
-          <w:left w:val="single" w:color="CBD5E1" w:sz="4"/>
-          <w:bottom w:val="single" w:color="CBD5E1" w:sz="4"/>
-          <w:right w:val="single" w:color="CBD5E1" w:sz="4"/>
-          <w:insideH w:val="single" w:color="CBD5E1" w:sz="4"/>
-          <w:insideV w:val="single" w:color="CBD5E1" w:sz="4"/>
+          <w:top w:val="single" w:color="B3B3B3" w:sz="4"/>
+          <w:left w:val="single" w:color="B3B3B3" w:sz="4"/>
+          <w:bottom w:val="single" w:color="B3B3B3" w:sz="4"/>
+          <w:right w:val="single" w:color="B3B3B3" w:sz="4"/>
+          <w:insideH w:val="single" w:color="B3B3B3" w:sz="4"/>
+          <w:insideV w:val="single" w:color="B3B3B3" w:sz="4"/>
         </w:tblBorders>
       </w:tblPr>
       <w:tblGrid>
@@ -1706,7 +1706,7 @@
         <w:tc>
           <w:tcPr>
             <w:tcW w:type="pct" w:w="24%"/>
-            <w:shd w:fill="005AAA" w:val="clear"/>
+            <w:shd w:fill="3D3D3D" w:val="clear"/>
             <w:tcMar>
               <w:top w:type="dxa" w:w="90"/>
               <w:left w:type="dxa" w:w="120"/>
@@ -1735,7 +1735,7 @@
         <w:tc>
           <w:tcPr>
             <w:tcW w:type="pct" w:w="40%"/>
-            <w:shd w:fill="005AAA" w:val="clear"/>
+            <w:shd w:fill="3D3D3D" w:val="clear"/>
             <w:tcMar>
               <w:top w:type="dxa" w:w="90"/>
               <w:left w:type="dxa" w:w="120"/>
@@ -1764,7 +1764,7 @@
         <w:tc>
           <w:tcPr>
             <w:tcW w:type="pct" w:w="36%"/>
-            <w:shd w:fill="005AAA" w:val="clear"/>
+            <w:shd w:fill="3D3D3D" w:val="clear"/>
             <w:tcMar>
               <w:top w:type="dxa" w:w="90"/>
               <w:left w:type="dxa" w:w="120"/>
@@ -1813,7 +1813,7 @@
                 <w:rFonts w:ascii="Arial" w:cs="Arial" w:eastAsia="Arial" w:hAnsi="Arial"/>
                 <w:b/>
                 <w:bCs/>
-                <w:color w:val="1E293B"/>
+                <w:color w:val="1A1A1A"/>
                 <w:sz w:val="19"/>
                 <w:szCs w:val="19"/>
               </w:rPr>
@@ -1842,7 +1842,7 @@
                 <w:rFonts w:ascii="Arial" w:cs="Arial" w:eastAsia="Arial" w:hAnsi="Arial"/>
                 <w:b w:val="false"/>
                 <w:bCs w:val="false"/>
-                <w:color w:val="1E293B"/>
+                <w:color w:val="1A1A1A"/>
                 <w:sz w:val="19"/>
                 <w:szCs w:val="19"/>
               </w:rPr>
@@ -1871,7 +1871,7 @@
                 <w:rFonts w:ascii="Arial" w:cs="Arial" w:eastAsia="Arial" w:hAnsi="Arial"/>
                 <w:b w:val="false"/>
                 <w:bCs w:val="false"/>
-                <w:color w:val="1E293B"/>
+                <w:color w:val="1A1A1A"/>
                 <w:sz w:val="19"/>
                 <w:szCs w:val="19"/>
               </w:rPr>
@@ -1884,7 +1884,7 @@
         <w:tc>
           <w:tcPr>
             <w:tcW w:type="pct" w:w="24%"/>
-            <w:shd w:fill="F8FAFC" w:val="clear"/>
+            <w:shd w:fill="F2F2F2" w:val="clear"/>
             <w:tcMar>
               <w:top w:type="dxa" w:w="90"/>
               <w:left w:type="dxa" w:w="120"/>
@@ -1902,7 +1902,7 @@
                 <w:rFonts w:ascii="Arial" w:cs="Arial" w:eastAsia="Arial" w:hAnsi="Arial"/>
                 <w:b/>
                 <w:bCs/>
-                <w:color w:val="1E293B"/>
+                <w:color w:val="1A1A1A"/>
                 <w:sz w:val="19"/>
                 <w:szCs w:val="19"/>
               </w:rPr>
@@ -1913,7 +1913,7 @@
         <w:tc>
           <w:tcPr>
             <w:tcW w:type="pct" w:w="40%"/>
-            <w:shd w:fill="F8FAFC" w:val="clear"/>
+            <w:shd w:fill="F2F2F2" w:val="clear"/>
             <w:tcMar>
               <w:top w:type="dxa" w:w="90"/>
               <w:left w:type="dxa" w:w="120"/>
@@ -1931,7 +1931,7 @@
                 <w:rFonts w:ascii="Arial" w:cs="Arial" w:eastAsia="Arial" w:hAnsi="Arial"/>
                 <w:b w:val="false"/>
                 <w:bCs w:val="false"/>
-                <w:color w:val="1E293B"/>
+                <w:color w:val="1A1A1A"/>
                 <w:sz w:val="19"/>
                 <w:szCs w:val="19"/>
               </w:rPr>
@@ -1942,7 +1942,7 @@
         <w:tc>
           <w:tcPr>
             <w:tcW w:type="pct" w:w="36%"/>
-            <w:shd w:fill="F8FAFC" w:val="clear"/>
+            <w:shd w:fill="F2F2F2" w:val="clear"/>
             <w:tcMar>
               <w:top w:type="dxa" w:w="90"/>
               <w:left w:type="dxa" w:w="120"/>
@@ -1960,7 +1960,7 @@
                 <w:rFonts w:ascii="Arial" w:cs="Arial" w:eastAsia="Arial" w:hAnsi="Arial"/>
                 <w:b w:val="false"/>
                 <w:bCs w:val="false"/>
-                <w:color w:val="1E293B"/>
+                <w:color w:val="1A1A1A"/>
                 <w:sz w:val="19"/>
                 <w:szCs w:val="19"/>
               </w:rPr>
@@ -1991,7 +1991,7 @@
                 <w:rFonts w:ascii="Arial" w:cs="Arial" w:eastAsia="Arial" w:hAnsi="Arial"/>
                 <w:b/>
                 <w:bCs/>
-                <w:color w:val="1E293B"/>
+                <w:color w:val="1A1A1A"/>
                 <w:sz w:val="19"/>
                 <w:szCs w:val="19"/>
               </w:rPr>
@@ -2020,7 +2020,7 @@
                 <w:rFonts w:ascii="Arial" w:cs="Arial" w:eastAsia="Arial" w:hAnsi="Arial"/>
                 <w:b w:val="false"/>
                 <w:bCs w:val="false"/>
-                <w:color w:val="1E293B"/>
+                <w:color w:val="1A1A1A"/>
                 <w:sz w:val="19"/>
                 <w:szCs w:val="19"/>
               </w:rPr>
@@ -2049,7 +2049,7 @@
                 <w:rFonts w:ascii="Arial" w:cs="Arial" w:eastAsia="Arial" w:hAnsi="Arial"/>
                 <w:b w:val="false"/>
                 <w:bCs w:val="false"/>
-                <w:color w:val="1E293B"/>
+                <w:color w:val="1A1A1A"/>
                 <w:sz w:val="19"/>
                 <w:szCs w:val="19"/>
               </w:rPr>
@@ -2062,7 +2062,7 @@
         <w:tc>
           <w:tcPr>
             <w:tcW w:type="pct" w:w="24%"/>
-            <w:shd w:fill="F8FAFC" w:val="clear"/>
+            <w:shd w:fill="F2F2F2" w:val="clear"/>
             <w:tcMar>
               <w:top w:type="dxa" w:w="90"/>
               <w:left w:type="dxa" w:w="120"/>
@@ -2080,7 +2080,7 @@
                 <w:rFonts w:ascii="Arial" w:cs="Arial" w:eastAsia="Arial" w:hAnsi="Arial"/>
                 <w:b/>
                 <w:bCs/>
-                <w:color w:val="1E293B"/>
+                <w:color w:val="1A1A1A"/>
                 <w:sz w:val="19"/>
                 <w:szCs w:val="19"/>
               </w:rPr>
@@ -2091,7 +2091,7 @@
         <w:tc>
           <w:tcPr>
             <w:tcW w:type="pct" w:w="40%"/>
-            <w:shd w:fill="F8FAFC" w:val="clear"/>
+            <w:shd w:fill="F2F2F2" w:val="clear"/>
             <w:tcMar>
               <w:top w:type="dxa" w:w="90"/>
               <w:left w:type="dxa" w:w="120"/>
@@ -2109,7 +2109,7 @@
                 <w:rFonts w:ascii="Arial" w:cs="Arial" w:eastAsia="Arial" w:hAnsi="Arial"/>
                 <w:b w:val="false"/>
                 <w:bCs w:val="false"/>
-                <w:color w:val="1E293B"/>
+                <w:color w:val="1A1A1A"/>
                 <w:sz w:val="19"/>
                 <w:szCs w:val="19"/>
               </w:rPr>
@@ -2120,7 +2120,7 @@
         <w:tc>
           <w:tcPr>
             <w:tcW w:type="pct" w:w="36%"/>
-            <w:shd w:fill="F8FAFC" w:val="clear"/>
+            <w:shd w:fill="F2F2F2" w:val="clear"/>
             <w:tcMar>
               <w:top w:type="dxa" w:w="90"/>
               <w:left w:type="dxa" w:w="120"/>
@@ -2138,7 +2138,7 @@
                 <w:rFonts w:ascii="Arial" w:cs="Arial" w:eastAsia="Arial" w:hAnsi="Arial"/>
                 <w:b w:val="false"/>
                 <w:bCs w:val="false"/>
-                <w:color w:val="1E293B"/>
+                <w:color w:val="1A1A1A"/>
                 <w:sz w:val="19"/>
                 <w:szCs w:val="19"/>
               </w:rPr>
@@ -2158,7 +2158,7 @@
           <w:rFonts w:ascii="Arial" w:cs="Arial" w:eastAsia="Arial" w:hAnsi="Arial"/>
           <w:b/>
           <w:bCs/>
-          <w:color w:val="005AAA"/>
+          <w:color w:val="000000"/>
           <w:sz w:val="24"/>
           <w:szCs w:val="24"/>
         </w:rPr>
@@ -2172,7 +2172,7 @@
       <w:r>
         <w:rPr>
           <w:rFonts w:ascii="Arial" w:cs="Arial" w:eastAsia="Arial" w:hAnsi="Arial"/>
-          <w:color w:val="1E293B"/>
+          <w:color w:val="1A1A1A"/>
           <w:sz w:val="21"/>
           <w:szCs w:val="21"/>
         </w:rPr>
@@ -2183,12 +2183,12 @@
       <w:tblPr>
         <w:tblW w:type="pct" w:w="100%"/>
         <w:tblBorders>
-          <w:top w:val="single" w:color="CBD5E1" w:sz="4"/>
-          <w:left w:val="single" w:color="CBD5E1" w:sz="4"/>
-          <w:bottom w:val="single" w:color="CBD5E1" w:sz="4"/>
-          <w:right w:val="single" w:color="CBD5E1" w:sz="4"/>
-          <w:insideH w:val="single" w:color="CBD5E1" w:sz="4"/>
-          <w:insideV w:val="single" w:color="CBD5E1" w:sz="4"/>
+          <w:top w:val="single" w:color="B3B3B3" w:sz="4"/>
+          <w:left w:val="single" w:color="B3B3B3" w:sz="4"/>
+          <w:bottom w:val="single" w:color="B3B3B3" w:sz="4"/>
+          <w:right w:val="single" w:color="B3B3B3" w:sz="4"/>
+          <w:insideH w:val="single" w:color="B3B3B3" w:sz="4"/>
+          <w:insideV w:val="single" w:color="B3B3B3" w:sz="4"/>
         </w:tblBorders>
       </w:tblPr>
       <w:tblGrid>
@@ -2204,7 +2204,7 @@
         <w:tc>
           <w:tcPr>
             <w:tcW w:type="pct" w:w="22%"/>
-            <w:shd w:fill="005AAA" w:val="clear"/>
+            <w:shd w:fill="3D3D3D" w:val="clear"/>
             <w:tcMar>
               <w:top w:type="dxa" w:w="90"/>
               <w:left w:type="dxa" w:w="120"/>
@@ -2233,7 +2233,7 @@
         <w:tc>
           <w:tcPr>
             <w:tcW w:type="pct" w:w="26%"/>
-            <w:shd w:fill="005AAA" w:val="clear"/>
+            <w:shd w:fill="3D3D3D" w:val="clear"/>
             <w:tcMar>
               <w:top w:type="dxa" w:w="90"/>
               <w:left w:type="dxa" w:w="120"/>
@@ -2262,7 +2262,7 @@
         <w:tc>
           <w:tcPr>
             <w:tcW w:type="pct" w:w="26%"/>
-            <w:shd w:fill="005AAA" w:val="clear"/>
+            <w:shd w:fill="3D3D3D" w:val="clear"/>
             <w:tcMar>
               <w:top w:type="dxa" w:w="90"/>
               <w:left w:type="dxa" w:w="120"/>
@@ -2291,7 +2291,7 @@
         <w:tc>
           <w:tcPr>
             <w:tcW w:type="pct" w:w="26%"/>
-            <w:shd w:fill="005AAA" w:val="clear"/>
+            <w:shd w:fill="3D3D3D" w:val="clear"/>
             <w:tcMar>
               <w:top w:type="dxa" w:w="90"/>
               <w:left w:type="dxa" w:w="120"/>
@@ -2340,7 +2340,7 @@
                 <w:rFonts w:ascii="Arial" w:cs="Arial" w:eastAsia="Arial" w:hAnsi="Arial"/>
                 <w:b/>
                 <w:bCs/>
-                <w:color w:val="1E293B"/>
+                <w:color w:val="1A1A1A"/>
                 <w:sz w:val="19"/>
                 <w:szCs w:val="19"/>
               </w:rPr>
@@ -2369,7 +2369,7 @@
                 <w:rFonts w:ascii="Arial" w:cs="Arial" w:eastAsia="Arial" w:hAnsi="Arial"/>
                 <w:b w:val="false"/>
                 <w:bCs w:val="false"/>
-                <w:color w:val="1E293B"/>
+                <w:color w:val="1A1A1A"/>
                 <w:sz w:val="19"/>
                 <w:szCs w:val="19"/>
               </w:rPr>
@@ -2398,7 +2398,7 @@
                 <w:rFonts w:ascii="Arial" w:cs="Arial" w:eastAsia="Arial" w:hAnsi="Arial"/>
                 <w:b w:val="false"/>
                 <w:bCs w:val="false"/>
-                <w:color w:val="1E293B"/>
+                <w:color w:val="1A1A1A"/>
                 <w:sz w:val="19"/>
                 <w:szCs w:val="19"/>
               </w:rPr>
@@ -2427,7 +2427,7 @@
                 <w:rFonts w:ascii="Arial" w:cs="Arial" w:eastAsia="Arial" w:hAnsi="Arial"/>
                 <w:b w:val="false"/>
                 <w:bCs w:val="false"/>
-                <w:color w:val="1E293B"/>
+                <w:color w:val="1A1A1A"/>
                 <w:sz w:val="19"/>
                 <w:szCs w:val="19"/>
               </w:rPr>
@@ -2440,7 +2440,7 @@
         <w:tc>
           <w:tcPr>
             <w:tcW w:type="pct" w:w="22%"/>
-            <w:shd w:fill="F8FAFC" w:val="clear"/>
+            <w:shd w:fill="F2F2F2" w:val="clear"/>
             <w:tcMar>
               <w:top w:type="dxa" w:w="90"/>
               <w:left w:type="dxa" w:w="120"/>
@@ -2458,7 +2458,7 @@
                 <w:rFonts w:ascii="Arial" w:cs="Arial" w:eastAsia="Arial" w:hAnsi="Arial"/>
                 <w:b/>
                 <w:bCs/>
-                <w:color w:val="1E293B"/>
+                <w:color w:val="1A1A1A"/>
                 <w:sz w:val="19"/>
                 <w:szCs w:val="19"/>
               </w:rPr>
@@ -2469,7 +2469,7 @@
         <w:tc>
           <w:tcPr>
             <w:tcW w:type="pct" w:w="26%"/>
-            <w:shd w:fill="F8FAFC" w:val="clear"/>
+            <w:shd w:fill="F2F2F2" w:val="clear"/>
             <w:tcMar>
               <w:top w:type="dxa" w:w="90"/>
               <w:left w:type="dxa" w:w="120"/>
@@ -2487,7 +2487,7 @@
                 <w:rFonts w:ascii="Arial" w:cs="Arial" w:eastAsia="Arial" w:hAnsi="Arial"/>
                 <w:b w:val="false"/>
                 <w:bCs w:val="false"/>
-                <w:color w:val="1E293B"/>
+                <w:color w:val="1A1A1A"/>
                 <w:sz w:val="19"/>
                 <w:szCs w:val="19"/>
               </w:rPr>
@@ -2498,7 +2498,7 @@
         <w:tc>
           <w:tcPr>
             <w:tcW w:type="pct" w:w="26%"/>
-            <w:shd w:fill="F8FAFC" w:val="clear"/>
+            <w:shd w:fill="F2F2F2" w:val="clear"/>
             <w:tcMar>
               <w:top w:type="dxa" w:w="90"/>
               <w:left w:type="dxa" w:w="120"/>
@@ -2516,7 +2516,7 @@
                 <w:rFonts w:ascii="Arial" w:cs="Arial" w:eastAsia="Arial" w:hAnsi="Arial"/>
                 <w:b w:val="false"/>
                 <w:bCs w:val="false"/>
-                <w:color w:val="1E293B"/>
+                <w:color w:val="1A1A1A"/>
                 <w:sz w:val="19"/>
                 <w:szCs w:val="19"/>
               </w:rPr>
@@ -2527,7 +2527,7 @@
         <w:tc>
           <w:tcPr>
             <w:tcW w:type="pct" w:w="26%"/>
-            <w:shd w:fill="F8FAFC" w:val="clear"/>
+            <w:shd w:fill="F2F2F2" w:val="clear"/>
             <w:tcMar>
               <w:top w:type="dxa" w:w="90"/>
               <w:left w:type="dxa" w:w="120"/>
@@ -2545,7 +2545,7 @@
                 <w:rFonts w:ascii="Arial" w:cs="Arial" w:eastAsia="Arial" w:hAnsi="Arial"/>
                 <w:b w:val="false"/>
                 <w:bCs w:val="false"/>
-                <w:color w:val="1E293B"/>
+                <w:color w:val="1A1A1A"/>
                 <w:sz w:val="19"/>
                 <w:szCs w:val="19"/>
               </w:rPr>
@@ -2576,7 +2576,7 @@
                 <w:rFonts w:ascii="Arial" w:cs="Arial" w:eastAsia="Arial" w:hAnsi="Arial"/>
                 <w:b/>
                 <w:bCs/>
-                <w:color w:val="1E293B"/>
+                <w:color w:val="1A1A1A"/>
                 <w:sz w:val="19"/>
                 <w:szCs w:val="19"/>
               </w:rPr>
@@ -2605,7 +2605,7 @@
                 <w:rFonts w:ascii="Arial" w:cs="Arial" w:eastAsia="Arial" w:hAnsi="Arial"/>
                 <w:b w:val="false"/>
                 <w:bCs w:val="false"/>
-                <w:color w:val="1E293B"/>
+                <w:color w:val="1A1A1A"/>
                 <w:sz w:val="19"/>
                 <w:szCs w:val="19"/>
               </w:rPr>
@@ -2634,7 +2634,7 @@
                 <w:rFonts w:ascii="Arial" w:cs="Arial" w:eastAsia="Arial" w:hAnsi="Arial"/>
                 <w:b w:val="false"/>
                 <w:bCs w:val="false"/>
-                <w:color w:val="1E293B"/>
+                <w:color w:val="1A1A1A"/>
                 <w:sz w:val="19"/>
                 <w:szCs w:val="19"/>
               </w:rPr>
@@ -2663,7 +2663,7 @@
                 <w:rFonts w:ascii="Arial" w:cs="Arial" w:eastAsia="Arial" w:hAnsi="Arial"/>
                 <w:b w:val="false"/>
                 <w:bCs w:val="false"/>
-                <w:color w:val="1E293B"/>
+                <w:color w:val="1A1A1A"/>
                 <w:sz w:val="19"/>
                 <w:szCs w:val="19"/>
               </w:rPr>
@@ -2676,7 +2676,7 @@
         <w:tc>
           <w:tcPr>
             <w:tcW w:type="pct" w:w="22%"/>
-            <w:shd w:fill="F8FAFC" w:val="clear"/>
+            <w:shd w:fill="F2F2F2" w:val="clear"/>
             <w:tcMar>
               <w:top w:type="dxa" w:w="90"/>
               <w:left w:type="dxa" w:w="120"/>
@@ -2694,7 +2694,7 @@
                 <w:rFonts w:ascii="Arial" w:cs="Arial" w:eastAsia="Arial" w:hAnsi="Arial"/>
                 <w:b/>
                 <w:bCs/>
-                <w:color w:val="1E293B"/>
+                <w:color w:val="1A1A1A"/>
                 <w:sz w:val="19"/>
                 <w:szCs w:val="19"/>
               </w:rPr>
@@ -2705,7 +2705,7 @@
         <w:tc>
           <w:tcPr>
             <w:tcW w:type="pct" w:w="26%"/>
-            <w:shd w:fill="F8FAFC" w:val="clear"/>
+            <w:shd w:fill="F2F2F2" w:val="clear"/>
             <w:tcMar>
               <w:top w:type="dxa" w:w="90"/>
               <w:left w:type="dxa" w:w="120"/>
@@ -2723,7 +2723,7 @@
                 <w:rFonts w:ascii="Arial" w:cs="Arial" w:eastAsia="Arial" w:hAnsi="Arial"/>
                 <w:b w:val="false"/>
                 <w:bCs w:val="false"/>
-                <w:color w:val="1E293B"/>
+                <w:color w:val="1A1A1A"/>
                 <w:sz w:val="19"/>
                 <w:szCs w:val="19"/>
               </w:rPr>
@@ -2734,7 +2734,7 @@
         <w:tc>
           <w:tcPr>
             <w:tcW w:type="pct" w:w="26%"/>
-            <w:shd w:fill="F8FAFC" w:val="clear"/>
+            <w:shd w:fill="F2F2F2" w:val="clear"/>
             <w:tcMar>
               <w:top w:type="dxa" w:w="90"/>
               <w:left w:type="dxa" w:w="120"/>
@@ -2752,7 +2752,7 @@
                 <w:rFonts w:ascii="Arial" w:cs="Arial" w:eastAsia="Arial" w:hAnsi="Arial"/>
                 <w:b w:val="false"/>
                 <w:bCs w:val="false"/>
-                <w:color w:val="1E293B"/>
+                <w:color w:val="1A1A1A"/>
                 <w:sz w:val="19"/>
                 <w:szCs w:val="19"/>
               </w:rPr>
@@ -2763,7 +2763,7 @@
         <w:tc>
           <w:tcPr>
             <w:tcW w:type="pct" w:w="26%"/>
-            <w:shd w:fill="F8FAFC" w:val="clear"/>
+            <w:shd w:fill="F2F2F2" w:val="clear"/>
             <w:tcMar>
               <w:top w:type="dxa" w:w="90"/>
               <w:left w:type="dxa" w:w="120"/>
@@ -2781,7 +2781,7 @@
                 <w:rFonts w:ascii="Arial" w:cs="Arial" w:eastAsia="Arial" w:hAnsi="Arial"/>
                 <w:b w:val="false"/>
                 <w:bCs w:val="false"/>
-                <w:color w:val="1E293B"/>
+                <w:color w:val="1A1A1A"/>
                 <w:sz w:val="19"/>
                 <w:szCs w:val="19"/>
               </w:rPr>
@@ -2794,18 +2794,18 @@
     <w:p>
       <w:pPr>
         <w:pBdr>
-          <w:top w:val="single" w:color="CBD5E1" w:sz="2" w:space="4"/>
-          <w:bottom w:val="single" w:color="CBD5E1" w:sz="2" w:space="4"/>
-          <w:left w:val="single" w:color="005AAA" w:sz="18" w:space="8"/>
-          <w:right w:val="single" w:color="CBD5E1" w:sz="2" w:space="4"/>
+          <w:top w:val="single" w:color="B3B3B3" w:sz="2" w:space="4"/>
+          <w:bottom w:val="single" w:color="B3B3B3" w:sz="2" w:space="4"/>
+          <w:left w:val="single" w:color="000000" w:sz="18" w:space="8"/>
+          <w:right w:val="single" w:color="B3B3B3" w:sz="2" w:space="4"/>
         </w:pBdr>
-        <w:shd w:fill="F8FAFC" w:val="clear"/>
+        <w:shd w:fill="F2F2F2" w:val="clear"/>
         <w:spacing w:after="160" w:before="100" w:line="276"/>
       </w:pPr>
       <w:r>
         <w:rPr>
           <w:rFonts w:ascii="Arial" w:cs="Arial" w:eastAsia="Arial" w:hAnsi="Arial"/>
-          <w:color w:val="1E293B"/>
+          <w:color w:val="1A1A1A"/>
           <w:sz w:val="19"/>
           <w:szCs w:val="19"/>
         </w:rPr>
@@ -2822,37 +2822,44 @@
           <w:rFonts w:ascii="Arial" w:cs="Arial" w:eastAsia="Arial" w:hAnsi="Arial"/>
           <w:b/>
           <w:bCs/>
-          <w:color w:val="005AAA"/>
+          <w:color w:val="000000"/>
           <w:sz w:val="30"/>
           <w:szCs w:val="30"/>
         </w:rPr>
-        <w:t xml:space="preserve">Раздаточный материал 1: карточки-кейсы (20 мин)</w:t>
+        <w:t xml:space="preserve">Ключ к листу 1: кейсы и ответы (20 мин)</w:t>
       </w:r>
     </w:p>
     <w:p>
       <w:pPr>
-        <w:spacing w:after="120" w:before="0" w:line="276"/>
+        <w:pBdr>
+          <w:top w:val="single" w:color="B3B3B3" w:sz="2" w:space="4"/>
+          <w:bottom w:val="single" w:color="B3B3B3" w:sz="2" w:space="4"/>
+          <w:left w:val="single" w:color="1A1A1A" w:sz="18" w:space="8"/>
+          <w:right w:val="single" w:color="B3B3B3" w:sz="2" w:space="4"/>
+        </w:pBdr>
+        <w:shd w:fill="EDEDED" w:val="clear"/>
+        <w:spacing w:after="160" w:before="120" w:line="276"/>
       </w:pPr>
       <w:r>
         <w:rPr>
           <w:rFonts w:ascii="Arial" w:cs="Arial" w:eastAsia="Arial" w:hAnsi="Arial"/>
-          <w:color w:val="1E293B"/>
-          <w:sz w:val="21"/>
-          <w:szCs w:val="21"/>
+          <w:color w:val="1A1A1A"/>
+          <w:sz w:val="19"/>
+          <w:szCs w:val="19"/>
         </w:rPr>
-        <w:t xml:space="preserve">Восемь формулировок. Команда относит каждую к одной из трёх корзин и в одной строке пишет, какой признак стал решающим. Печатать по одному комплекту на команду.</w:t>
+        <w:t xml:space="preserve">⚠️ Этот раздел — только для преподавателя. Студентам выдаётся лист 1 из отдельного файла «Неделя 02 · Раздаточный материал», где тех же кейсов нет ответов, но есть колонки для сортировки. Печатать по одному комплекту на команду плюс два запасных.</w:t>
       </w:r>
     </w:p>
     <w:tbl>
       <w:tblPr>
         <w:tblW w:type="pct" w:w="100%"/>
         <w:tblBorders>
-          <w:top w:val="single" w:color="CBD5E1" w:sz="4"/>
-          <w:left w:val="single" w:color="CBD5E1" w:sz="4"/>
-          <w:bottom w:val="single" w:color="CBD5E1" w:sz="4"/>
-          <w:right w:val="single" w:color="CBD5E1" w:sz="4"/>
-          <w:insideH w:val="single" w:color="CBD5E1" w:sz="4"/>
-          <w:insideV w:val="single" w:color="CBD5E1" w:sz="4"/>
+          <w:top w:val="single" w:color="B3B3B3" w:sz="4"/>
+          <w:left w:val="single" w:color="B3B3B3" w:sz="4"/>
+          <w:bottom w:val="single" w:color="B3B3B3" w:sz="4"/>
+          <w:right w:val="single" w:color="B3B3B3" w:sz="4"/>
+          <w:insideH w:val="single" w:color="B3B3B3" w:sz="4"/>
+          <w:insideV w:val="single" w:color="B3B3B3" w:sz="4"/>
         </w:tblBorders>
       </w:tblPr>
       <w:tblGrid>
@@ -2867,7 +2874,7 @@
         <w:tc>
           <w:tcPr>
             <w:tcW w:type="pct" w:w="6%"/>
-            <w:shd w:fill="005AAA" w:val="clear"/>
+            <w:shd w:fill="3D3D3D" w:val="clear"/>
             <w:tcMar>
               <w:top w:type="dxa" w:w="90"/>
               <w:left w:type="dxa" w:w="120"/>
@@ -2896,7 +2903,7 @@
         <w:tc>
           <w:tcPr>
             <w:tcW w:type="pct" w:w="54%"/>
-            <w:shd w:fill="005AAA" w:val="clear"/>
+            <w:shd w:fill="3D3D3D" w:val="clear"/>
             <w:tcMar>
               <w:top w:type="dxa" w:w="90"/>
               <w:left w:type="dxa" w:w="120"/>
@@ -2925,7 +2932,7 @@
         <w:tc>
           <w:tcPr>
             <w:tcW w:type="pct" w:w="40%"/>
-            <w:shd w:fill="005AAA" w:val="clear"/>
+            <w:shd w:fill="3D3D3D" w:val="clear"/>
             <w:tcMar>
               <w:top w:type="dxa" w:w="90"/>
               <w:left w:type="dxa" w:w="120"/>
@@ -2973,7 +2980,7 @@
             <w:r>
               <w:rPr>
                 <w:rFonts w:ascii="Arial" w:cs="Arial" w:eastAsia="Arial" w:hAnsi="Arial"/>
-                <w:color w:val="1E293B"/>
+                <w:color w:val="1A1A1A"/>
                 <w:sz w:val="19"/>
                 <w:szCs w:val="19"/>
               </w:rPr>
@@ -3000,7 +3007,7 @@
             <w:r>
               <w:rPr>
                 <w:rFonts w:ascii="Arial" w:cs="Arial" w:eastAsia="Arial" w:hAnsi="Arial"/>
-                <w:color w:val="1E293B"/>
+                <w:color w:val="1A1A1A"/>
                 <w:sz w:val="19"/>
                 <w:szCs w:val="19"/>
               </w:rPr>
@@ -3027,7 +3034,7 @@
             <w:r>
               <w:rPr>
                 <w:rFonts w:ascii="Arial" w:cs="Arial" w:eastAsia="Arial" w:hAnsi="Arial"/>
-                <w:color w:val="1E293B"/>
+                <w:color w:val="1A1A1A"/>
                 <w:sz w:val="19"/>
                 <w:szCs w:val="19"/>
               </w:rPr>
@@ -3040,7 +3047,7 @@
         <w:tc>
           <w:tcPr>
             <w:tcW w:type="pct" w:w="6%"/>
-            <w:shd w:fill="F8FAFC" w:val="clear"/>
+            <w:shd w:fill="F2F2F2" w:val="clear"/>
             <w:tcMar>
               <w:top w:type="dxa" w:w="90"/>
               <w:left w:type="dxa" w:w="120"/>
@@ -3057,7 +3064,7 @@
             <w:r>
               <w:rPr>
                 <w:rFonts w:ascii="Arial" w:cs="Arial" w:eastAsia="Arial" w:hAnsi="Arial"/>
-                <w:color w:val="1E293B"/>
+                <w:color w:val="1A1A1A"/>
                 <w:sz w:val="19"/>
                 <w:szCs w:val="19"/>
               </w:rPr>
@@ -3068,23 +3075,23 @@
         <w:tc>
           <w:tcPr>
             <w:tcW w:type="pct" w:w="54%"/>
-            <w:shd w:fill="F8FAFC" w:val="clear"/>
-            <w:tcMar>
-              <w:top w:type="dxa" w:w="90"/>
-              <w:left w:type="dxa" w:w="120"/>
-              <w:bottom w:type="dxa" w:w="90"/>
-              <w:right w:type="dxa" w:w="120"/>
-            </w:tcMar>
-            <w:vAlign w:val="center"/>
-          </w:tcPr>
-          <w:p>
-            <w:pPr>
-              <w:spacing w:after="0" w:line="264"/>
-            </w:pPr>
-            <w:r>
-              <w:rPr>
-                <w:rFonts w:ascii="Arial" w:cs="Arial" w:eastAsia="Arial" w:hAnsi="Arial"/>
-                <w:color w:val="1E293B"/>
+            <w:shd w:fill="F2F2F2" w:val="clear"/>
+            <w:tcMar>
+              <w:top w:type="dxa" w:w="90"/>
+              <w:left w:type="dxa" w:w="120"/>
+              <w:bottom w:type="dxa" w:w="90"/>
+              <w:right w:type="dxa" w:w="120"/>
+            </w:tcMar>
+            <w:vAlign w:val="center"/>
+          </w:tcPr>
+          <w:p>
+            <w:pPr>
+              <w:spacing w:after="0" w:line="264"/>
+            </w:pPr>
+            <w:r>
+              <w:rPr>
+                <w:rFonts w:ascii="Arial" w:cs="Arial" w:eastAsia="Arial" w:hAnsi="Arial"/>
+                <w:color w:val="1A1A1A"/>
                 <w:sz w:val="19"/>
                 <w:szCs w:val="19"/>
               </w:rPr>
@@ -3095,23 +3102,23 @@
         <w:tc>
           <w:tcPr>
             <w:tcW w:type="pct" w:w="40%"/>
-            <w:shd w:fill="F8FAFC" w:val="clear"/>
-            <w:tcMar>
-              <w:top w:type="dxa" w:w="90"/>
-              <w:left w:type="dxa" w:w="120"/>
-              <w:bottom w:type="dxa" w:w="90"/>
-              <w:right w:type="dxa" w:w="120"/>
-            </w:tcMar>
-            <w:vAlign w:val="center"/>
-          </w:tcPr>
-          <w:p>
-            <w:pPr>
-              <w:spacing w:after="0" w:line="264"/>
-            </w:pPr>
-            <w:r>
-              <w:rPr>
-                <w:rFonts w:ascii="Arial" w:cs="Arial" w:eastAsia="Arial" w:hAnsi="Arial"/>
-                <w:color w:val="1E293B"/>
+            <w:shd w:fill="F2F2F2" w:val="clear"/>
+            <w:tcMar>
+              <w:top w:type="dxa" w:w="90"/>
+              <w:left w:type="dxa" w:w="120"/>
+              <w:bottom w:type="dxa" w:w="90"/>
+              <w:right w:type="dxa" w:w="120"/>
+            </w:tcMar>
+            <w:vAlign w:val="center"/>
+          </w:tcPr>
+          <w:p>
+            <w:pPr>
+              <w:spacing w:after="0" w:line="264"/>
+            </w:pPr>
+            <w:r>
+              <w:rPr>
+                <w:rFonts w:ascii="Arial" w:cs="Arial" w:eastAsia="Arial" w:hAnsi="Arial"/>
+                <w:color w:val="1A1A1A"/>
                 <w:sz w:val="19"/>
                 <w:szCs w:val="19"/>
               </w:rPr>
@@ -3141,7 +3148,7 @@
             <w:r>
               <w:rPr>
                 <w:rFonts w:ascii="Arial" w:cs="Arial" w:eastAsia="Arial" w:hAnsi="Arial"/>
-                <w:color w:val="1E293B"/>
+                <w:color w:val="1A1A1A"/>
                 <w:sz w:val="19"/>
                 <w:szCs w:val="19"/>
               </w:rPr>
@@ -3168,7 +3175,7 @@
             <w:r>
               <w:rPr>
                 <w:rFonts w:ascii="Arial" w:cs="Arial" w:eastAsia="Arial" w:hAnsi="Arial"/>
-                <w:color w:val="1E293B"/>
+                <w:color w:val="1A1A1A"/>
                 <w:sz w:val="19"/>
                 <w:szCs w:val="19"/>
               </w:rPr>
@@ -3195,7 +3202,7 @@
             <w:r>
               <w:rPr>
                 <w:rFonts w:ascii="Arial" w:cs="Arial" w:eastAsia="Arial" w:hAnsi="Arial"/>
-                <w:color w:val="1E293B"/>
+                <w:color w:val="1A1A1A"/>
                 <w:sz w:val="19"/>
                 <w:szCs w:val="19"/>
               </w:rPr>
@@ -3208,7 +3215,7 @@
         <w:tc>
           <w:tcPr>
             <w:tcW w:type="pct" w:w="6%"/>
-            <w:shd w:fill="F8FAFC" w:val="clear"/>
+            <w:shd w:fill="F2F2F2" w:val="clear"/>
             <w:tcMar>
               <w:top w:type="dxa" w:w="90"/>
               <w:left w:type="dxa" w:w="120"/>
@@ -3225,7 +3232,7 @@
             <w:r>
               <w:rPr>
                 <w:rFonts w:ascii="Arial" w:cs="Arial" w:eastAsia="Arial" w:hAnsi="Arial"/>
-                <w:color w:val="1E293B"/>
+                <w:color w:val="1A1A1A"/>
                 <w:sz w:val="19"/>
                 <w:szCs w:val="19"/>
               </w:rPr>
@@ -3236,23 +3243,23 @@
         <w:tc>
           <w:tcPr>
             <w:tcW w:type="pct" w:w="54%"/>
-            <w:shd w:fill="F8FAFC" w:val="clear"/>
-            <w:tcMar>
-              <w:top w:type="dxa" w:w="90"/>
-              <w:left w:type="dxa" w:w="120"/>
-              <w:bottom w:type="dxa" w:w="90"/>
-              <w:right w:type="dxa" w:w="120"/>
-            </w:tcMar>
-            <w:vAlign w:val="center"/>
-          </w:tcPr>
-          <w:p>
-            <w:pPr>
-              <w:spacing w:after="0" w:line="264"/>
-            </w:pPr>
-            <w:r>
-              <w:rPr>
-                <w:rFonts w:ascii="Arial" w:cs="Arial" w:eastAsia="Arial" w:hAnsi="Arial"/>
-                <w:color w:val="1E293B"/>
+            <w:shd w:fill="F2F2F2" w:val="clear"/>
+            <w:tcMar>
+              <w:top w:type="dxa" w:w="90"/>
+              <w:left w:type="dxa" w:w="120"/>
+              <w:bottom w:type="dxa" w:w="90"/>
+              <w:right w:type="dxa" w:w="120"/>
+            </w:tcMar>
+            <w:vAlign w:val="center"/>
+          </w:tcPr>
+          <w:p>
+            <w:pPr>
+              <w:spacing w:after="0" w:line="264"/>
+            </w:pPr>
+            <w:r>
+              <w:rPr>
+                <w:rFonts w:ascii="Arial" w:cs="Arial" w:eastAsia="Arial" w:hAnsi="Arial"/>
+                <w:color w:val="1A1A1A"/>
                 <w:sz w:val="19"/>
                 <w:szCs w:val="19"/>
               </w:rPr>
@@ -3263,23 +3270,23 @@
         <w:tc>
           <w:tcPr>
             <w:tcW w:type="pct" w:w="40%"/>
-            <w:shd w:fill="F8FAFC" w:val="clear"/>
-            <w:tcMar>
-              <w:top w:type="dxa" w:w="90"/>
-              <w:left w:type="dxa" w:w="120"/>
-              <w:bottom w:type="dxa" w:w="90"/>
-              <w:right w:type="dxa" w:w="120"/>
-            </w:tcMar>
-            <w:vAlign w:val="center"/>
-          </w:tcPr>
-          <w:p>
-            <w:pPr>
-              <w:spacing w:after="0" w:line="264"/>
-            </w:pPr>
-            <w:r>
-              <w:rPr>
-                <w:rFonts w:ascii="Arial" w:cs="Arial" w:eastAsia="Arial" w:hAnsi="Arial"/>
-                <w:color w:val="1E293B"/>
+            <w:shd w:fill="F2F2F2" w:val="clear"/>
+            <w:tcMar>
+              <w:top w:type="dxa" w:w="90"/>
+              <w:left w:type="dxa" w:w="120"/>
+              <w:bottom w:type="dxa" w:w="90"/>
+              <w:right w:type="dxa" w:w="120"/>
+            </w:tcMar>
+            <w:vAlign w:val="center"/>
+          </w:tcPr>
+          <w:p>
+            <w:pPr>
+              <w:spacing w:after="0" w:line="264"/>
+            </w:pPr>
+            <w:r>
+              <w:rPr>
+                <w:rFonts w:ascii="Arial" w:cs="Arial" w:eastAsia="Arial" w:hAnsi="Arial"/>
+                <w:color w:val="1A1A1A"/>
                 <w:sz w:val="19"/>
                 <w:szCs w:val="19"/>
               </w:rPr>
@@ -3309,7 +3316,7 @@
             <w:r>
               <w:rPr>
                 <w:rFonts w:ascii="Arial" w:cs="Arial" w:eastAsia="Arial" w:hAnsi="Arial"/>
-                <w:color w:val="1E293B"/>
+                <w:color w:val="1A1A1A"/>
                 <w:sz w:val="19"/>
                 <w:szCs w:val="19"/>
               </w:rPr>
@@ -3336,7 +3343,7 @@
             <w:r>
               <w:rPr>
                 <w:rFonts w:ascii="Arial" w:cs="Arial" w:eastAsia="Arial" w:hAnsi="Arial"/>
-                <w:color w:val="1E293B"/>
+                <w:color w:val="1A1A1A"/>
                 <w:sz w:val="19"/>
                 <w:szCs w:val="19"/>
               </w:rPr>
@@ -3363,7 +3370,7 @@
             <w:r>
               <w:rPr>
                 <w:rFonts w:ascii="Arial" w:cs="Arial" w:eastAsia="Arial" w:hAnsi="Arial"/>
-                <w:color w:val="1E293B"/>
+                <w:color w:val="1A1A1A"/>
                 <w:sz w:val="19"/>
                 <w:szCs w:val="19"/>
               </w:rPr>
@@ -3376,7 +3383,7 @@
         <w:tc>
           <w:tcPr>
             <w:tcW w:type="pct" w:w="6%"/>
-            <w:shd w:fill="F8FAFC" w:val="clear"/>
+            <w:shd w:fill="F2F2F2" w:val="clear"/>
             <w:tcMar>
               <w:top w:type="dxa" w:w="90"/>
               <w:left w:type="dxa" w:w="120"/>
@@ -3393,7 +3400,7 @@
             <w:r>
               <w:rPr>
                 <w:rFonts w:ascii="Arial" w:cs="Arial" w:eastAsia="Arial" w:hAnsi="Arial"/>
-                <w:color w:val="1E293B"/>
+                <w:color w:val="1A1A1A"/>
                 <w:sz w:val="19"/>
                 <w:szCs w:val="19"/>
               </w:rPr>
@@ -3404,23 +3411,23 @@
         <w:tc>
           <w:tcPr>
             <w:tcW w:type="pct" w:w="54%"/>
-            <w:shd w:fill="F8FAFC" w:val="clear"/>
-            <w:tcMar>
-              <w:top w:type="dxa" w:w="90"/>
-              <w:left w:type="dxa" w:w="120"/>
-              <w:bottom w:type="dxa" w:w="90"/>
-              <w:right w:type="dxa" w:w="120"/>
-            </w:tcMar>
-            <w:vAlign w:val="center"/>
-          </w:tcPr>
-          <w:p>
-            <w:pPr>
-              <w:spacing w:after="0" w:line="264"/>
-            </w:pPr>
-            <w:r>
-              <w:rPr>
-                <w:rFonts w:ascii="Arial" w:cs="Arial" w:eastAsia="Arial" w:hAnsi="Arial"/>
-                <w:color w:val="1E293B"/>
+            <w:shd w:fill="F2F2F2" w:val="clear"/>
+            <w:tcMar>
+              <w:top w:type="dxa" w:w="90"/>
+              <w:left w:type="dxa" w:w="120"/>
+              <w:bottom w:type="dxa" w:w="90"/>
+              <w:right w:type="dxa" w:w="120"/>
+            </w:tcMar>
+            <w:vAlign w:val="center"/>
+          </w:tcPr>
+          <w:p>
+            <w:pPr>
+              <w:spacing w:after="0" w:line="264"/>
+            </w:pPr>
+            <w:r>
+              <w:rPr>
+                <w:rFonts w:ascii="Arial" w:cs="Arial" w:eastAsia="Arial" w:hAnsi="Arial"/>
+                <w:color w:val="1A1A1A"/>
                 <w:sz w:val="19"/>
                 <w:szCs w:val="19"/>
               </w:rPr>
@@ -3431,23 +3438,23 @@
         <w:tc>
           <w:tcPr>
             <w:tcW w:type="pct" w:w="40%"/>
-            <w:shd w:fill="F8FAFC" w:val="clear"/>
-            <w:tcMar>
-              <w:top w:type="dxa" w:w="90"/>
-              <w:left w:type="dxa" w:w="120"/>
-              <w:bottom w:type="dxa" w:w="90"/>
-              <w:right w:type="dxa" w:w="120"/>
-            </w:tcMar>
-            <w:vAlign w:val="center"/>
-          </w:tcPr>
-          <w:p>
-            <w:pPr>
-              <w:spacing w:after="0" w:line="264"/>
-            </w:pPr>
-            <w:r>
-              <w:rPr>
-                <w:rFonts w:ascii="Arial" w:cs="Arial" w:eastAsia="Arial" w:hAnsi="Arial"/>
-                <w:color w:val="1E293B"/>
+            <w:shd w:fill="F2F2F2" w:val="clear"/>
+            <w:tcMar>
+              <w:top w:type="dxa" w:w="90"/>
+              <w:left w:type="dxa" w:w="120"/>
+              <w:bottom w:type="dxa" w:w="90"/>
+              <w:right w:type="dxa" w:w="120"/>
+            </w:tcMar>
+            <w:vAlign w:val="center"/>
+          </w:tcPr>
+          <w:p>
+            <w:pPr>
+              <w:spacing w:after="0" w:line="264"/>
+            </w:pPr>
+            <w:r>
+              <w:rPr>
+                <w:rFonts w:ascii="Arial" w:cs="Arial" w:eastAsia="Arial" w:hAnsi="Arial"/>
+                <w:color w:val="1A1A1A"/>
                 <w:sz w:val="19"/>
                 <w:szCs w:val="19"/>
               </w:rPr>
@@ -3477,7 +3484,7 @@
             <w:r>
               <w:rPr>
                 <w:rFonts w:ascii="Arial" w:cs="Arial" w:eastAsia="Arial" w:hAnsi="Arial"/>
-                <w:color w:val="1E293B"/>
+                <w:color w:val="1A1A1A"/>
                 <w:sz w:val="19"/>
                 <w:szCs w:val="19"/>
               </w:rPr>
@@ -3504,7 +3511,7 @@
             <w:r>
               <w:rPr>
                 <w:rFonts w:ascii="Arial" w:cs="Arial" w:eastAsia="Arial" w:hAnsi="Arial"/>
-                <w:color w:val="1E293B"/>
+                <w:color w:val="1A1A1A"/>
                 <w:sz w:val="19"/>
                 <w:szCs w:val="19"/>
               </w:rPr>
@@ -3531,7 +3538,7 @@
             <w:r>
               <w:rPr>
                 <w:rFonts w:ascii="Arial" w:cs="Arial" w:eastAsia="Arial" w:hAnsi="Arial"/>
-                <w:color w:val="1E293B"/>
+                <w:color w:val="1A1A1A"/>
                 <w:sz w:val="19"/>
                 <w:szCs w:val="19"/>
               </w:rPr>
@@ -3544,7 +3551,7 @@
         <w:tc>
           <w:tcPr>
             <w:tcW w:type="pct" w:w="6%"/>
-            <w:shd w:fill="F8FAFC" w:val="clear"/>
+            <w:shd w:fill="F2F2F2" w:val="clear"/>
             <w:tcMar>
               <w:top w:type="dxa" w:w="90"/>
               <w:left w:type="dxa" w:w="120"/>
@@ -3561,7 +3568,7 @@
             <w:r>
               <w:rPr>
                 <w:rFonts w:ascii="Arial" w:cs="Arial" w:eastAsia="Arial" w:hAnsi="Arial"/>
-                <w:color w:val="1E293B"/>
+                <w:color w:val="1A1A1A"/>
                 <w:sz w:val="19"/>
                 <w:szCs w:val="19"/>
               </w:rPr>
@@ -3572,23 +3579,23 @@
         <w:tc>
           <w:tcPr>
             <w:tcW w:type="pct" w:w="54%"/>
-            <w:shd w:fill="F8FAFC" w:val="clear"/>
-            <w:tcMar>
-              <w:top w:type="dxa" w:w="90"/>
-              <w:left w:type="dxa" w:w="120"/>
-              <w:bottom w:type="dxa" w:w="90"/>
-              <w:right w:type="dxa" w:w="120"/>
-            </w:tcMar>
-            <w:vAlign w:val="center"/>
-          </w:tcPr>
-          <w:p>
-            <w:pPr>
-              <w:spacing w:after="0" w:line="264"/>
-            </w:pPr>
-            <w:r>
-              <w:rPr>
-                <w:rFonts w:ascii="Arial" w:cs="Arial" w:eastAsia="Arial" w:hAnsi="Arial"/>
-                <w:color w:val="1E293B"/>
+            <w:shd w:fill="F2F2F2" w:val="clear"/>
+            <w:tcMar>
+              <w:top w:type="dxa" w:w="90"/>
+              <w:left w:type="dxa" w:w="120"/>
+              <w:bottom w:type="dxa" w:w="90"/>
+              <w:right w:type="dxa" w:w="120"/>
+            </w:tcMar>
+            <w:vAlign w:val="center"/>
+          </w:tcPr>
+          <w:p>
+            <w:pPr>
+              <w:spacing w:after="0" w:line="264"/>
+            </w:pPr>
+            <w:r>
+              <w:rPr>
+                <w:rFonts w:ascii="Arial" w:cs="Arial" w:eastAsia="Arial" w:hAnsi="Arial"/>
+                <w:color w:val="1A1A1A"/>
                 <w:sz w:val="19"/>
                 <w:szCs w:val="19"/>
               </w:rPr>
@@ -3599,23 +3606,23 @@
         <w:tc>
           <w:tcPr>
             <w:tcW w:type="pct" w:w="40%"/>
-            <w:shd w:fill="F8FAFC" w:val="clear"/>
-            <w:tcMar>
-              <w:top w:type="dxa" w:w="90"/>
-              <w:left w:type="dxa" w:w="120"/>
-              <w:bottom w:type="dxa" w:w="90"/>
-              <w:right w:type="dxa" w:w="120"/>
-            </w:tcMar>
-            <w:vAlign w:val="center"/>
-          </w:tcPr>
-          <w:p>
-            <w:pPr>
-              <w:spacing w:after="0" w:line="264"/>
-            </w:pPr>
-            <w:r>
-              <w:rPr>
-                <w:rFonts w:ascii="Arial" w:cs="Arial" w:eastAsia="Arial" w:hAnsi="Arial"/>
-                <w:color w:val="1E293B"/>
+            <w:shd w:fill="F2F2F2" w:val="clear"/>
+            <w:tcMar>
+              <w:top w:type="dxa" w:w="90"/>
+              <w:left w:type="dxa" w:w="120"/>
+              <w:bottom w:type="dxa" w:w="90"/>
+              <w:right w:type="dxa" w:w="120"/>
+            </w:tcMar>
+            <w:vAlign w:val="center"/>
+          </w:tcPr>
+          <w:p>
+            <w:pPr>
+              <w:spacing w:after="0" w:line="264"/>
+            </w:pPr>
+            <w:r>
+              <w:rPr>
+                <w:rFonts w:ascii="Arial" w:cs="Arial" w:eastAsia="Arial" w:hAnsi="Arial"/>
+                <w:color w:val="1A1A1A"/>
                 <w:sz w:val="19"/>
                 <w:szCs w:val="19"/>
               </w:rPr>
@@ -3628,18 +3635,18 @@
     <w:p>
       <w:pPr>
         <w:pBdr>
-          <w:top w:val="single" w:color="CBD5E1" w:sz="2" w:space="4"/>
-          <w:bottom w:val="single" w:color="CBD5E1" w:sz="2" w:space="4"/>
-          <w:left w:val="single" w:color="E70F47" w:sz="18" w:space="8"/>
-          <w:right w:val="single" w:color="CBD5E1" w:sz="2" w:space="4"/>
+          <w:top w:val="single" w:color="B3B3B3" w:sz="2" w:space="4"/>
+          <w:bottom w:val="single" w:color="B3B3B3" w:sz="2" w:space="4"/>
+          <w:left w:val="single" w:color="1A1A1A" w:sz="18" w:space="8"/>
+          <w:right w:val="single" w:color="B3B3B3" w:sz="2" w:space="4"/>
         </w:pBdr>
-        <w:shd w:fill="FEF2F2" w:val="clear"/>
+        <w:shd w:fill="EDEDED" w:val="clear"/>
         <w:spacing w:after="160" w:before="120" w:line="276"/>
       </w:pPr>
       <w:r>
         <w:rPr>
           <w:rFonts w:ascii="Arial" w:cs="Arial" w:eastAsia="Arial" w:hAnsi="Arial"/>
-          <w:color w:val="1E293B"/>
+          <w:color w:val="1A1A1A"/>
           <w:sz w:val="19"/>
           <w:szCs w:val="19"/>
         </w:rPr>
@@ -3656,7 +3663,7 @@
           <w:rFonts w:ascii="Arial" w:cs="Arial" w:eastAsia="Arial" w:hAnsi="Arial"/>
           <w:b/>
           <w:bCs/>
-          <w:color w:val="005AAA"/>
+          <w:color w:val="000000"/>
           <w:sz w:val="30"/>
           <w:szCs w:val="30"/>
         </w:rPr>
@@ -3670,7 +3677,7 @@
       <w:r>
         <w:rPr>
           <w:rFonts w:ascii="Arial" w:cs="Arial" w:eastAsia="Arial" w:hAnsi="Arial"/>
-          <w:color w:val="1E293B"/>
+          <w:color w:val="1A1A1A"/>
           <w:sz w:val="21"/>
           <w:szCs w:val="21"/>
         </w:rPr>
@@ -3684,7 +3691,7 @@
       <w:r>
         <w:rPr>
           <w:rFonts w:ascii="Arial" w:cs="Arial" w:eastAsia="Arial" w:hAnsi="Arial"/>
-          <w:color w:val="1E293B"/>
+          <w:color w:val="1A1A1A"/>
           <w:sz w:val="21"/>
           <w:szCs w:val="21"/>
         </w:rPr>
@@ -3698,7 +3705,7 @@
       <w:r>
         <w:rPr>
           <w:rFonts w:ascii="Arial" w:cs="Arial" w:eastAsia="Arial" w:hAnsi="Arial"/>
-          <w:color w:val="1E293B"/>
+          <w:color w:val="1A1A1A"/>
           <w:sz w:val="21"/>
           <w:szCs w:val="21"/>
         </w:rPr>
@@ -3715,11 +3722,11 @@
           <w:rFonts w:ascii="Arial" w:cs="Arial" w:eastAsia="Arial" w:hAnsi="Arial"/>
           <w:b/>
           <w:bCs/>
-          <w:color w:val="005AAA"/>
+          <w:color w:val="000000"/>
           <w:sz w:val="30"/>
           <w:szCs w:val="30"/>
         </w:rPr>
-        <w:t xml:space="preserve">Раздаточный материал 2: проверка своего замысла (20 мин)</w:t>
+        <w:t xml:space="preserve">Лист 2: проверка своего замысла (20 мин)</w:t>
       </w:r>
     </w:p>
     <w:p>
@@ -3729,23 +3736,23 @@
       <w:r>
         <w:rPr>
           <w:rFonts w:ascii="Arial" w:cs="Arial" w:eastAsia="Arial" w:hAnsi="Arial"/>
-          <w:color w:val="1E293B"/>
+          <w:color w:val="1A1A1A"/>
           <w:sz w:val="21"/>
           <w:szCs w:val="21"/>
         </w:rPr>
-        <w:t xml:space="preserve">Главный результат занятия. Команда заполняет карточку по собственному замыслу семестрового проекта и выносит вердикт.</w:t>
+        <w:t xml:space="preserve">Главный результат занятия. Команда заполняет лист 2 из файла «Неделя 02 · Раздаточный материал» по собственному замыслу и выносит вердикт. Структура листа воспроизведена ниже для справки.</w:t>
       </w:r>
     </w:p>
     <w:tbl>
       <w:tblPr>
         <w:tblW w:type="pct" w:w="100%"/>
         <w:tblBorders>
-          <w:top w:val="single" w:color="CBD5E1" w:sz="4"/>
-          <w:left w:val="single" w:color="CBD5E1" w:sz="4"/>
-          <w:bottom w:val="single" w:color="CBD5E1" w:sz="4"/>
-          <w:right w:val="single" w:color="CBD5E1" w:sz="4"/>
-          <w:insideH w:val="single" w:color="CBD5E1" w:sz="4"/>
-          <w:insideV w:val="single" w:color="CBD5E1" w:sz="4"/>
+          <w:top w:val="single" w:color="B3B3B3" w:sz="4"/>
+          <w:left w:val="single" w:color="B3B3B3" w:sz="4"/>
+          <w:bottom w:val="single" w:color="B3B3B3" w:sz="4"/>
+          <w:right w:val="single" w:color="B3B3B3" w:sz="4"/>
+          <w:insideH w:val="single" w:color="B3B3B3" w:sz="4"/>
+          <w:insideV w:val="single" w:color="B3B3B3" w:sz="4"/>
         </w:tblBorders>
       </w:tblPr>
       <w:tblGrid>
@@ -3761,7 +3768,7 @@
         <w:tc>
           <w:tcPr>
             <w:tcW w:type="pct" w:w="20%"/>
-            <w:shd w:fill="005AAA" w:val="clear"/>
+            <w:shd w:fill="3D3D3D" w:val="clear"/>
             <w:tcMar>
               <w:top w:type="dxa" w:w="90"/>
               <w:left w:type="dxa" w:w="120"/>
@@ -3790,7 +3797,7 @@
         <w:tc>
           <w:tcPr>
             <w:tcW w:type="pct" w:w="44%"/>
-            <w:shd w:fill="005AAA" w:val="clear"/>
+            <w:shd w:fill="3D3D3D" w:val="clear"/>
             <w:tcMar>
               <w:top w:type="dxa" w:w="90"/>
               <w:left w:type="dxa" w:w="120"/>
@@ -3819,7 +3826,7 @@
         <w:tc>
           <w:tcPr>
             <w:tcW w:type="pct" w:w="26%"/>
-            <w:shd w:fill="005AAA" w:val="clear"/>
+            <w:shd w:fill="3D3D3D" w:val="clear"/>
             <w:tcMar>
               <w:top w:type="dxa" w:w="90"/>
               <w:left w:type="dxa" w:w="120"/>
@@ -3848,7 +3855,7 @@
         <w:tc>
           <w:tcPr>
             <w:tcW w:type="pct" w:w="10%"/>
-            <w:shd w:fill="005AAA" w:val="clear"/>
+            <w:shd w:fill="3D3D3D" w:val="clear"/>
             <w:tcMar>
               <w:top w:type="dxa" w:w="90"/>
               <w:left w:type="dxa" w:w="120"/>
@@ -3897,7 +3904,7 @@
                 <w:rFonts w:ascii="Arial" w:cs="Arial" w:eastAsia="Arial" w:hAnsi="Arial"/>
                 <w:b/>
                 <w:bCs/>
-                <w:color w:val="1E293B"/>
+                <w:color w:val="1A1A1A"/>
                 <w:sz w:val="19"/>
                 <w:szCs w:val="19"/>
               </w:rPr>
@@ -3926,7 +3933,7 @@
                 <w:rFonts w:ascii="Arial" w:cs="Arial" w:eastAsia="Arial" w:hAnsi="Arial"/>
                 <w:b w:val="false"/>
                 <w:bCs w:val="false"/>
-                <w:color w:val="1E293B"/>
+                <w:color w:val="1A1A1A"/>
                 <w:sz w:val="19"/>
                 <w:szCs w:val="19"/>
               </w:rPr>
@@ -3955,7 +3962,7 @@
                 <w:rFonts w:ascii="Arial" w:cs="Arial" w:eastAsia="Arial" w:hAnsi="Arial"/>
                 <w:b w:val="false"/>
                 <w:bCs w:val="false"/>
-                <w:color w:val="1E293B"/>
+                <w:color w:val="1A1A1A"/>
                 <w:sz w:val="19"/>
                 <w:szCs w:val="19"/>
               </w:rPr>
@@ -3984,7 +3991,7 @@
                 <w:rFonts w:ascii="Arial" w:cs="Arial" w:eastAsia="Arial" w:hAnsi="Arial"/>
                 <w:b w:val="false"/>
                 <w:bCs w:val="false"/>
-                <w:color w:val="1E293B"/>
+                <w:color w:val="1A1A1A"/>
                 <w:sz w:val="19"/>
                 <w:szCs w:val="19"/>
               </w:rPr>
@@ -3997,7 +4004,7 @@
         <w:tc>
           <w:tcPr>
             <w:tcW w:type="pct" w:w="20%"/>
-            <w:shd w:fill="F8FAFC" w:val="clear"/>
+            <w:shd w:fill="F2F2F2" w:val="clear"/>
             <w:tcMar>
               <w:top w:type="dxa" w:w="90"/>
               <w:left w:type="dxa" w:w="120"/>
@@ -4015,7 +4022,7 @@
                 <w:rFonts w:ascii="Arial" w:cs="Arial" w:eastAsia="Arial" w:hAnsi="Arial"/>
                 <w:b/>
                 <w:bCs/>
-                <w:color w:val="1E293B"/>
+                <w:color w:val="1A1A1A"/>
                 <w:sz w:val="19"/>
                 <w:szCs w:val="19"/>
               </w:rPr>
@@ -4026,7 +4033,7 @@
         <w:tc>
           <w:tcPr>
             <w:tcW w:type="pct" w:w="44%"/>
-            <w:shd w:fill="F8FAFC" w:val="clear"/>
+            <w:shd w:fill="F2F2F2" w:val="clear"/>
             <w:tcMar>
               <w:top w:type="dxa" w:w="90"/>
               <w:left w:type="dxa" w:w="120"/>
@@ -4044,7 +4051,7 @@
                 <w:rFonts w:ascii="Arial" w:cs="Arial" w:eastAsia="Arial" w:hAnsi="Arial"/>
                 <w:b w:val="false"/>
                 <w:bCs w:val="false"/>
-                <w:color w:val="1E293B"/>
+                <w:color w:val="1A1A1A"/>
                 <w:sz w:val="19"/>
                 <w:szCs w:val="19"/>
               </w:rPr>
@@ -4055,7 +4062,7 @@
         <w:tc>
           <w:tcPr>
             <w:tcW w:type="pct" w:w="26%"/>
-            <w:shd w:fill="F8FAFC" w:val="clear"/>
+            <w:shd w:fill="F2F2F2" w:val="clear"/>
             <w:tcMar>
               <w:top w:type="dxa" w:w="90"/>
               <w:left w:type="dxa" w:w="120"/>
@@ -4073,7 +4080,7 @@
                 <w:rFonts w:ascii="Arial" w:cs="Arial" w:eastAsia="Arial" w:hAnsi="Arial"/>
                 <w:b w:val="false"/>
                 <w:bCs w:val="false"/>
-                <w:color w:val="1E293B"/>
+                <w:color w:val="1A1A1A"/>
                 <w:sz w:val="19"/>
                 <w:szCs w:val="19"/>
               </w:rPr>
@@ -4084,7 +4091,7 @@
         <w:tc>
           <w:tcPr>
             <w:tcW w:type="pct" w:w="10%"/>
-            <w:shd w:fill="F8FAFC" w:val="clear"/>
+            <w:shd w:fill="F2F2F2" w:val="clear"/>
             <w:tcMar>
               <w:top w:type="dxa" w:w="90"/>
               <w:left w:type="dxa" w:w="120"/>
@@ -4102,7 +4109,7 @@
                 <w:rFonts w:ascii="Arial" w:cs="Arial" w:eastAsia="Arial" w:hAnsi="Arial"/>
                 <w:b w:val="false"/>
                 <w:bCs w:val="false"/>
-                <w:color w:val="1E293B"/>
+                <w:color w:val="1A1A1A"/>
                 <w:sz w:val="19"/>
                 <w:szCs w:val="19"/>
               </w:rPr>
@@ -4133,7 +4140,7 @@
                 <w:rFonts w:ascii="Arial" w:cs="Arial" w:eastAsia="Arial" w:hAnsi="Arial"/>
                 <w:b/>
                 <w:bCs/>
-                <w:color w:val="1E293B"/>
+                <w:color w:val="1A1A1A"/>
                 <w:sz w:val="19"/>
                 <w:szCs w:val="19"/>
               </w:rPr>
@@ -4162,7 +4169,7 @@
                 <w:rFonts w:ascii="Arial" w:cs="Arial" w:eastAsia="Arial" w:hAnsi="Arial"/>
                 <w:b w:val="false"/>
                 <w:bCs w:val="false"/>
-                <w:color w:val="1E293B"/>
+                <w:color w:val="1A1A1A"/>
                 <w:sz w:val="19"/>
                 <w:szCs w:val="19"/>
               </w:rPr>
@@ -4191,7 +4198,7 @@
                 <w:rFonts w:ascii="Arial" w:cs="Arial" w:eastAsia="Arial" w:hAnsi="Arial"/>
                 <w:b w:val="false"/>
                 <w:bCs w:val="false"/>
-                <w:color w:val="1E293B"/>
+                <w:color w:val="1A1A1A"/>
                 <w:sz w:val="19"/>
                 <w:szCs w:val="19"/>
               </w:rPr>
@@ -4220,7 +4227,7 @@
                 <w:rFonts w:ascii="Arial" w:cs="Arial" w:eastAsia="Arial" w:hAnsi="Arial"/>
                 <w:b w:val="false"/>
                 <w:bCs w:val="false"/>
-                <w:color w:val="1E293B"/>
+                <w:color w:val="1A1A1A"/>
                 <w:sz w:val="19"/>
                 <w:szCs w:val="19"/>
               </w:rPr>
@@ -4233,7 +4240,7 @@
         <w:tc>
           <w:tcPr>
             <w:tcW w:type="pct" w:w="20%"/>
-            <w:shd w:fill="F8FAFC" w:val="clear"/>
+            <w:shd w:fill="F2F2F2" w:val="clear"/>
             <w:tcMar>
               <w:top w:type="dxa" w:w="90"/>
               <w:left w:type="dxa" w:w="120"/>
@@ -4251,7 +4258,7 @@
                 <w:rFonts w:ascii="Arial" w:cs="Arial" w:eastAsia="Arial" w:hAnsi="Arial"/>
                 <w:b/>
                 <w:bCs/>
-                <w:color w:val="1E293B"/>
+                <w:color w:val="1A1A1A"/>
                 <w:sz w:val="19"/>
                 <w:szCs w:val="19"/>
               </w:rPr>
@@ -4262,7 +4269,7 @@
         <w:tc>
           <w:tcPr>
             <w:tcW w:type="pct" w:w="44%"/>
-            <w:shd w:fill="F8FAFC" w:val="clear"/>
+            <w:shd w:fill="F2F2F2" w:val="clear"/>
             <w:tcMar>
               <w:top w:type="dxa" w:w="90"/>
               <w:left w:type="dxa" w:w="120"/>
@@ -4280,7 +4287,7 @@
                 <w:rFonts w:ascii="Arial" w:cs="Arial" w:eastAsia="Arial" w:hAnsi="Arial"/>
                 <w:b w:val="false"/>
                 <w:bCs w:val="false"/>
-                <w:color w:val="1E293B"/>
+                <w:color w:val="1A1A1A"/>
                 <w:sz w:val="19"/>
                 <w:szCs w:val="19"/>
               </w:rPr>
@@ -4291,7 +4298,7 @@
         <w:tc>
           <w:tcPr>
             <w:tcW w:type="pct" w:w="26%"/>
-            <w:shd w:fill="F8FAFC" w:val="clear"/>
+            <w:shd w:fill="F2F2F2" w:val="clear"/>
             <w:tcMar>
               <w:top w:type="dxa" w:w="90"/>
               <w:left w:type="dxa" w:w="120"/>
@@ -4309,7 +4316,7 @@
                 <w:rFonts w:ascii="Arial" w:cs="Arial" w:eastAsia="Arial" w:hAnsi="Arial"/>
                 <w:b w:val="false"/>
                 <w:bCs w:val="false"/>
-                <w:color w:val="1E293B"/>
+                <w:color w:val="1A1A1A"/>
                 <w:sz w:val="19"/>
                 <w:szCs w:val="19"/>
               </w:rPr>
@@ -4320,7 +4327,7 @@
         <w:tc>
           <w:tcPr>
             <w:tcW w:type="pct" w:w="10%"/>
-            <w:shd w:fill="F8FAFC" w:val="clear"/>
+            <w:shd w:fill="F2F2F2" w:val="clear"/>
             <w:tcMar>
               <w:top w:type="dxa" w:w="90"/>
               <w:left w:type="dxa" w:w="120"/>
@@ -4338,7 +4345,7 @@
                 <w:rFonts w:ascii="Arial" w:cs="Arial" w:eastAsia="Arial" w:hAnsi="Arial"/>
                 <w:b w:val="false"/>
                 <w:bCs w:val="false"/>
-                <w:color w:val="1E293B"/>
+                <w:color w:val="1A1A1A"/>
                 <w:sz w:val="19"/>
                 <w:szCs w:val="19"/>
               </w:rPr>
@@ -4357,7 +4364,7 @@
           <w:rFonts w:ascii="Arial" w:cs="Arial" w:eastAsia="Arial" w:hAnsi="Arial"/>
           <w:b/>
           <w:bCs/>
-          <w:color w:val="1E293B"/>
+          <w:color w:val="1A1A1A"/>
           <w:sz w:val="21"/>
           <w:szCs w:val="21"/>
         </w:rPr>
@@ -4366,7 +4373,7 @@
       <w:r>
         <w:rPr>
           <w:rFonts w:ascii="Arial" w:cs="Arial" w:eastAsia="Arial" w:hAnsi="Arial"/>
-          <w:color w:val="1E293B"/>
+          <w:color w:val="1A1A1A"/>
           <w:sz w:val="21"/>
           <w:szCs w:val="21"/>
         </w:rPr>
@@ -4376,18 +4383,18 @@
     <w:p>
       <w:pPr>
         <w:pBdr>
-          <w:top w:val="single" w:color="CBD5E1" w:sz="2" w:space="4"/>
-          <w:bottom w:val="single" w:color="CBD5E1" w:sz="2" w:space="4"/>
-          <w:left w:val="single" w:color="E70F47" w:sz="18" w:space="8"/>
-          <w:right w:val="single" w:color="CBD5E1" w:sz="2" w:space="4"/>
+          <w:top w:val="single" w:color="B3B3B3" w:sz="2" w:space="4"/>
+          <w:bottom w:val="single" w:color="B3B3B3" w:sz="2" w:space="4"/>
+          <w:left w:val="single" w:color="1A1A1A" w:sz="18" w:space="8"/>
+          <w:right w:val="single" w:color="B3B3B3" w:sz="2" w:space="4"/>
         </w:pBdr>
-        <w:shd w:fill="FEF2F2" w:val="clear"/>
+        <w:shd w:fill="EDEDED" w:val="clear"/>
         <w:spacing w:after="160" w:before="120" w:line="276"/>
       </w:pPr>
       <w:r>
         <w:rPr>
           <w:rFonts w:ascii="Arial" w:cs="Arial" w:eastAsia="Arial" w:hAnsi="Arial"/>
-          <w:color w:val="1E293B"/>
+          <w:color w:val="1A1A1A"/>
           <w:sz w:val="19"/>
           <w:szCs w:val="19"/>
         </w:rPr>
@@ -4404,7 +4411,7 @@
           <w:rFonts w:ascii="Arial" w:cs="Arial" w:eastAsia="Arial" w:hAnsi="Arial"/>
           <w:b/>
           <w:bCs/>
-          <w:color w:val="005AAA"/>
+          <w:color w:val="000000"/>
           <w:sz w:val="30"/>
           <w:szCs w:val="30"/>
         </w:rPr>
@@ -4418,7 +4425,7 @@
       <w:r>
         <w:rPr>
           <w:rFonts w:ascii="Arial" w:cs="Arial" w:eastAsia="Arial" w:hAnsi="Arial"/>
-          <w:color w:val="1E293B"/>
+          <w:color w:val="1A1A1A"/>
           <w:sz w:val="21"/>
           <w:szCs w:val="21"/>
         </w:rPr>
@@ -4429,12 +4436,12 @@
       <w:tblPr>
         <w:tblW w:type="pct" w:w="100%"/>
         <w:tblBorders>
-          <w:top w:val="single" w:color="CBD5E1" w:sz="4"/>
-          <w:left w:val="single" w:color="CBD5E1" w:sz="4"/>
-          <w:bottom w:val="single" w:color="CBD5E1" w:sz="4"/>
-          <w:right w:val="single" w:color="CBD5E1" w:sz="4"/>
-          <w:insideH w:val="single" w:color="CBD5E1" w:sz="4"/>
-          <w:insideV w:val="single" w:color="CBD5E1" w:sz="4"/>
+          <w:top w:val="single" w:color="B3B3B3" w:sz="4"/>
+          <w:left w:val="single" w:color="B3B3B3" w:sz="4"/>
+          <w:bottom w:val="single" w:color="B3B3B3" w:sz="4"/>
+          <w:right w:val="single" w:color="B3B3B3" w:sz="4"/>
+          <w:insideH w:val="single" w:color="B3B3B3" w:sz="4"/>
+          <w:insideV w:val="single" w:color="B3B3B3" w:sz="4"/>
         </w:tblBorders>
       </w:tblPr>
       <w:tblGrid>
@@ -4448,7 +4455,7 @@
         <w:tc>
           <w:tcPr>
             <w:tcW w:type="pct" w:w="22%"/>
-            <w:shd w:fill="005AAA" w:val="clear"/>
+            <w:shd w:fill="3D3D3D" w:val="clear"/>
             <w:tcMar>
               <w:top w:type="dxa" w:w="90"/>
               <w:left w:type="dxa" w:w="120"/>
@@ -4477,7 +4484,7 @@
         <w:tc>
           <w:tcPr>
             <w:tcW w:type="pct" w:w="78%"/>
-            <w:shd w:fill="005AAA" w:val="clear"/>
+            <w:shd w:fill="3D3D3D" w:val="clear"/>
             <w:tcMar>
               <w:top w:type="dxa" w:w="90"/>
               <w:left w:type="dxa" w:w="120"/>
@@ -4526,7 +4533,7 @@
                 <w:rFonts w:ascii="Arial" w:cs="Arial" w:eastAsia="Arial" w:hAnsi="Arial"/>
                 <w:b/>
                 <w:bCs/>
-                <w:color w:val="1E293B"/>
+                <w:color w:val="1A1A1A"/>
                 <w:sz w:val="19"/>
                 <w:szCs w:val="19"/>
               </w:rPr>
@@ -4555,7 +4562,7 @@
                 <w:rFonts w:ascii="Arial" w:cs="Arial" w:eastAsia="Arial" w:hAnsi="Arial"/>
                 <w:b w:val="false"/>
                 <w:bCs w:val="false"/>
-                <w:color w:val="1E293B"/>
+                <w:color w:val="1A1A1A"/>
                 <w:sz w:val="19"/>
                 <w:szCs w:val="19"/>
               </w:rPr>
@@ -4568,7 +4575,7 @@
         <w:tc>
           <w:tcPr>
             <w:tcW w:type="pct" w:w="22%"/>
-            <w:shd w:fill="F8FAFC" w:val="clear"/>
+            <w:shd w:fill="F2F2F2" w:val="clear"/>
             <w:tcMar>
               <w:top w:type="dxa" w:w="90"/>
               <w:left w:type="dxa" w:w="120"/>
@@ -4586,7 +4593,7 @@
                 <w:rFonts w:ascii="Arial" w:cs="Arial" w:eastAsia="Arial" w:hAnsi="Arial"/>
                 <w:b/>
                 <w:bCs/>
-                <w:color w:val="1E293B"/>
+                <w:color w:val="1A1A1A"/>
                 <w:sz w:val="19"/>
                 <w:szCs w:val="19"/>
               </w:rPr>
@@ -4597,7 +4604,7 @@
         <w:tc>
           <w:tcPr>
             <w:tcW w:type="pct" w:w="78%"/>
-            <w:shd w:fill="F8FAFC" w:val="clear"/>
+            <w:shd w:fill="F2F2F2" w:val="clear"/>
             <w:tcMar>
               <w:top w:type="dxa" w:w="90"/>
               <w:left w:type="dxa" w:w="120"/>
@@ -4615,7 +4622,7 @@
                 <w:rFonts w:ascii="Arial" w:cs="Arial" w:eastAsia="Arial" w:hAnsi="Arial"/>
                 <w:b w:val="false"/>
                 <w:bCs w:val="false"/>
-                <w:color w:val="1E293B"/>
+                <w:color w:val="1A1A1A"/>
                 <w:sz w:val="19"/>
                 <w:szCs w:val="19"/>
               </w:rPr>
@@ -4646,7 +4653,7 @@
                 <w:rFonts w:ascii="Arial" w:cs="Arial" w:eastAsia="Arial" w:hAnsi="Arial"/>
                 <w:b/>
                 <w:bCs/>
-                <w:color w:val="1E293B"/>
+                <w:color w:val="1A1A1A"/>
                 <w:sz w:val="19"/>
                 <w:szCs w:val="19"/>
               </w:rPr>
@@ -4675,7 +4682,7 @@
                 <w:rFonts w:ascii="Arial" w:cs="Arial" w:eastAsia="Arial" w:hAnsi="Arial"/>
                 <w:b w:val="false"/>
                 <w:bCs w:val="false"/>
-                <w:color w:val="1E293B"/>
+                <w:color w:val="1A1A1A"/>
                 <w:sz w:val="19"/>
                 <w:szCs w:val="19"/>
               </w:rPr>
@@ -4688,7 +4695,7 @@
         <w:tc>
           <w:tcPr>
             <w:tcW w:type="pct" w:w="22%"/>
-            <w:shd w:fill="F8FAFC" w:val="clear"/>
+            <w:shd w:fill="F2F2F2" w:val="clear"/>
             <w:tcMar>
               <w:top w:type="dxa" w:w="90"/>
               <w:left w:type="dxa" w:w="120"/>
@@ -4706,7 +4713,7 @@
                 <w:rFonts w:ascii="Arial" w:cs="Arial" w:eastAsia="Arial" w:hAnsi="Arial"/>
                 <w:b/>
                 <w:bCs/>
-                <w:color w:val="1E293B"/>
+                <w:color w:val="1A1A1A"/>
                 <w:sz w:val="19"/>
                 <w:szCs w:val="19"/>
               </w:rPr>
@@ -4717,7 +4724,7 @@
         <w:tc>
           <w:tcPr>
             <w:tcW w:type="pct" w:w="78%"/>
-            <w:shd w:fill="F8FAFC" w:val="clear"/>
+            <w:shd w:fill="F2F2F2" w:val="clear"/>
             <w:tcMar>
               <w:top w:type="dxa" w:w="90"/>
               <w:left w:type="dxa" w:w="120"/>
@@ -4735,7 +4742,7 @@
                 <w:rFonts w:ascii="Arial" w:cs="Arial" w:eastAsia="Arial" w:hAnsi="Arial"/>
                 <w:b w:val="false"/>
                 <w:bCs w:val="false"/>
-                <w:color w:val="1E293B"/>
+                <w:color w:val="1A1A1A"/>
                 <w:sz w:val="19"/>
                 <w:szCs w:val="19"/>
               </w:rPr>
@@ -4755,7 +4762,7 @@
           <w:rFonts w:ascii="Arial" w:cs="Arial" w:eastAsia="Arial" w:hAnsi="Arial"/>
           <w:b/>
           <w:bCs/>
-          <w:color w:val="005AAA"/>
+          <w:color w:val="000000"/>
           <w:sz w:val="30"/>
           <w:szCs w:val="30"/>
         </w:rPr>
@@ -4769,7 +4776,7 @@
       <w:r>
         <w:rPr>
           <w:rFonts w:ascii="Arial" w:cs="Arial" w:eastAsia="Arial" w:hAnsi="Arial"/>
-          <w:color w:val="1E293B"/>
+          <w:color w:val="1A1A1A"/>
           <w:sz w:val="21"/>
           <w:szCs w:val="21"/>
         </w:rPr>
@@ -4785,7 +4792,7 @@
           <w:rFonts w:ascii="Arial" w:cs="Arial" w:eastAsia="Arial" w:hAnsi="Arial"/>
           <w:b/>
           <w:bCs/>
-          <w:color w:val="1E293B"/>
+          <w:color w:val="1A1A1A"/>
           <w:sz w:val="21"/>
           <w:szCs w:val="21"/>
         </w:rPr>
@@ -4800,7 +4807,7 @@
       <w:r>
         <w:rPr>
           <w:rFonts w:ascii="Arial" w:cs="Arial" w:eastAsia="Arial" w:hAnsi="Arial"/>
-          <w:color w:val="1E293B"/>
+          <w:color w:val="1A1A1A"/>
           <w:sz w:val="21"/>
           <w:szCs w:val="21"/>
         </w:rPr>
@@ -4815,7 +4822,7 @@
       <w:r>
         <w:rPr>
           <w:rFonts w:ascii="Arial" w:cs="Arial" w:eastAsia="Arial" w:hAnsi="Arial"/>
-          <w:color w:val="1E293B"/>
+          <w:color w:val="1A1A1A"/>
           <w:sz w:val="21"/>
           <w:szCs w:val="21"/>
         </w:rPr>
@@ -4831,7 +4838,7 @@
           <w:rFonts w:ascii="Arial" w:cs="Arial" w:eastAsia="Arial" w:hAnsi="Arial"/>
           <w:b/>
           <w:bCs/>
-          <w:color w:val="1E293B"/>
+          <w:color w:val="1A1A1A"/>
           <w:sz w:val="21"/>
           <w:szCs w:val="21"/>
         </w:rPr>
@@ -4846,7 +4853,7 @@
       <w:r>
         <w:rPr>
           <w:rFonts w:ascii="Arial" w:cs="Arial" w:eastAsia="Arial" w:hAnsi="Arial"/>
-          <w:color w:val="1E293B"/>
+          <w:color w:val="1A1A1A"/>
           <w:sz w:val="21"/>
           <w:szCs w:val="21"/>
         </w:rPr>
@@ -4861,7 +4868,7 @@
       <w:r>
         <w:rPr>
           <w:rFonts w:ascii="Arial" w:cs="Arial" w:eastAsia="Arial" w:hAnsi="Arial"/>
-          <w:color w:val="1E293B"/>
+          <w:color w:val="1A1A1A"/>
           <w:sz w:val="21"/>
           <w:szCs w:val="21"/>
         </w:rPr>
@@ -4871,18 +4878,18 @@
     <w:p>
       <w:pPr>
         <w:pBdr>
-          <w:top w:val="single" w:color="CBD5E1" w:sz="2" w:space="4"/>
-          <w:bottom w:val="single" w:color="CBD5E1" w:sz="2" w:space="4"/>
-          <w:left w:val="single" w:color="005AAA" w:sz="18" w:space="8"/>
-          <w:right w:val="single" w:color="CBD5E1" w:sz="2" w:space="4"/>
+          <w:top w:val="single" w:color="B3B3B3" w:sz="2" w:space="4"/>
+          <w:bottom w:val="single" w:color="B3B3B3" w:sz="2" w:space="4"/>
+          <w:left w:val="single" w:color="000000" w:sz="18" w:space="8"/>
+          <w:right w:val="single" w:color="B3B3B3" w:sz="2" w:space="4"/>
         </w:pBdr>
-        <w:shd w:fill="F8FAFC" w:val="clear"/>
+        <w:shd w:fill="F2F2F2" w:val="clear"/>
         <w:spacing w:after="160" w:before="100" w:line="276"/>
       </w:pPr>
       <w:r>
         <w:rPr>
           <w:rFonts w:ascii="Arial" w:cs="Arial" w:eastAsia="Arial" w:hAnsi="Arial"/>
-          <w:color w:val="1E293B"/>
+          <w:color w:val="1A1A1A"/>
           <w:sz w:val="19"/>
           <w:szCs w:val="19"/>
         </w:rPr>
@@ -4899,7 +4906,7 @@
           <w:rFonts w:ascii="Arial" w:cs="Arial" w:eastAsia="Arial" w:hAnsi="Arial"/>
           <w:b/>
           <w:bCs/>
-          <w:color w:val="005AAA"/>
+          <w:color w:val="000000"/>
           <w:sz w:val="30"/>
           <w:szCs w:val="30"/>
         </w:rPr>
@@ -4913,7 +4920,7 @@
       <w:r>
         <w:rPr>
           <w:rFonts w:ascii="Arial" w:cs="Arial" w:eastAsia="Arial" w:hAnsi="Arial"/>
-          <w:color w:val="1E293B"/>
+          <w:color w:val="1A1A1A"/>
           <w:sz w:val="21"/>
           <w:szCs w:val="21"/>
         </w:rPr>
@@ -4924,12 +4931,12 @@
       <w:tblPr>
         <w:tblW w:type="pct" w:w="100%"/>
         <w:tblBorders>
-          <w:top w:val="single" w:color="CBD5E1" w:sz="4"/>
-          <w:left w:val="single" w:color="CBD5E1" w:sz="4"/>
-          <w:bottom w:val="single" w:color="CBD5E1" w:sz="4"/>
-          <w:right w:val="single" w:color="CBD5E1" w:sz="4"/>
-          <w:insideH w:val="single" w:color="CBD5E1" w:sz="4"/>
-          <w:insideV w:val="single" w:color="CBD5E1" w:sz="4"/>
+          <w:top w:val="single" w:color="B3B3B3" w:sz="4"/>
+          <w:left w:val="single" w:color="B3B3B3" w:sz="4"/>
+          <w:bottom w:val="single" w:color="B3B3B3" w:sz="4"/>
+          <w:right w:val="single" w:color="B3B3B3" w:sz="4"/>
+          <w:insideH w:val="single" w:color="B3B3B3" w:sz="4"/>
+          <w:insideV w:val="single" w:color="B3B3B3" w:sz="4"/>
         </w:tblBorders>
       </w:tblPr>
       <w:tblGrid>
@@ -4944,7 +4951,7 @@
         <w:tc>
           <w:tcPr>
             <w:tcW w:type="pct" w:w="16%"/>
-            <w:shd w:fill="005AAA" w:val="clear"/>
+            <w:shd w:fill="3D3D3D" w:val="clear"/>
             <w:tcMar>
               <w:top w:type="dxa" w:w="90"/>
               <w:left w:type="dxa" w:w="120"/>
@@ -4973,7 +4980,7 @@
         <w:tc>
           <w:tcPr>
             <w:tcW w:type="pct" w:w="42%"/>
-            <w:shd w:fill="005AAA" w:val="clear"/>
+            <w:shd w:fill="3D3D3D" w:val="clear"/>
             <w:tcMar>
               <w:top w:type="dxa" w:w="90"/>
               <w:left w:type="dxa" w:w="120"/>
@@ -5002,7 +5009,7 @@
         <w:tc>
           <w:tcPr>
             <w:tcW w:type="pct" w:w="42%"/>
-            <w:shd w:fill="005AAA" w:val="clear"/>
+            <w:shd w:fill="3D3D3D" w:val="clear"/>
             <w:tcMar>
               <w:top w:type="dxa" w:w="90"/>
               <w:left w:type="dxa" w:w="120"/>
@@ -5051,7 +5058,7 @@
                 <w:rFonts w:ascii="Arial" w:cs="Arial" w:eastAsia="Arial" w:hAnsi="Arial"/>
                 <w:b/>
                 <w:bCs/>
-                <w:color w:val="1E293B"/>
+                <w:color w:val="1A1A1A"/>
                 <w:sz w:val="19"/>
                 <w:szCs w:val="19"/>
               </w:rPr>
@@ -5080,7 +5087,7 @@
                 <w:rFonts w:ascii="Arial" w:cs="Arial" w:eastAsia="Arial" w:hAnsi="Arial"/>
                 <w:b w:val="false"/>
                 <w:bCs w:val="false"/>
-                <w:color w:val="1E293B"/>
+                <w:color w:val="1A1A1A"/>
                 <w:sz w:val="19"/>
                 <w:szCs w:val="19"/>
               </w:rPr>
@@ -5109,7 +5116,7 @@
                 <w:rFonts w:ascii="Arial" w:cs="Arial" w:eastAsia="Arial" w:hAnsi="Arial"/>
                 <w:b w:val="false"/>
                 <w:bCs w:val="false"/>
-                <w:color w:val="1E293B"/>
+                <w:color w:val="1A1A1A"/>
                 <w:sz w:val="19"/>
                 <w:szCs w:val="19"/>
               </w:rPr>
@@ -5122,7 +5129,7 @@
         <w:tc>
           <w:tcPr>
             <w:tcW w:type="pct" w:w="16%"/>
-            <w:shd w:fill="F8FAFC" w:val="clear"/>
+            <w:shd w:fill="F2F2F2" w:val="clear"/>
             <w:tcMar>
               <w:top w:type="dxa" w:w="90"/>
               <w:left w:type="dxa" w:w="120"/>
@@ -5140,7 +5147,7 @@
                 <w:rFonts w:ascii="Arial" w:cs="Arial" w:eastAsia="Arial" w:hAnsi="Arial"/>
                 <w:b/>
                 <w:bCs/>
-                <w:color w:val="1E293B"/>
+                <w:color w:val="1A1A1A"/>
                 <w:sz w:val="19"/>
                 <w:szCs w:val="19"/>
               </w:rPr>
@@ -5151,7 +5158,7 @@
         <w:tc>
           <w:tcPr>
             <w:tcW w:type="pct" w:w="42%"/>
-            <w:shd w:fill="F8FAFC" w:val="clear"/>
+            <w:shd w:fill="F2F2F2" w:val="clear"/>
             <w:tcMar>
               <w:top w:type="dxa" w:w="90"/>
               <w:left w:type="dxa" w:w="120"/>
@@ -5169,7 +5176,7 @@
                 <w:rFonts w:ascii="Arial" w:cs="Arial" w:eastAsia="Arial" w:hAnsi="Arial"/>
                 <w:b w:val="false"/>
                 <w:bCs w:val="false"/>
-                <w:color w:val="1E293B"/>
+                <w:color w:val="1A1A1A"/>
                 <w:sz w:val="19"/>
                 <w:szCs w:val="19"/>
               </w:rPr>
@@ -5180,7 +5187,7 @@
         <w:tc>
           <w:tcPr>
             <w:tcW w:type="pct" w:w="42%"/>
-            <w:shd w:fill="F8FAFC" w:val="clear"/>
+            <w:shd w:fill="F2F2F2" w:val="clear"/>
             <w:tcMar>
               <w:top w:type="dxa" w:w="90"/>
               <w:left w:type="dxa" w:w="120"/>
@@ -5198,7 +5205,7 @@
                 <w:rFonts w:ascii="Arial" w:cs="Arial" w:eastAsia="Arial" w:hAnsi="Arial"/>
                 <w:b w:val="false"/>
                 <w:bCs w:val="false"/>
-                <w:color w:val="1E293B"/>
+                <w:color w:val="1A1A1A"/>
                 <w:sz w:val="19"/>
                 <w:szCs w:val="19"/>
               </w:rPr>
@@ -5229,7 +5236,7 @@
                 <w:rFonts w:ascii="Arial" w:cs="Arial" w:eastAsia="Arial" w:hAnsi="Arial"/>
                 <w:b/>
                 <w:bCs/>
-                <w:color w:val="1E293B"/>
+                <w:color w:val="1A1A1A"/>
                 <w:sz w:val="19"/>
                 <w:szCs w:val="19"/>
               </w:rPr>
@@ -5258,7 +5265,7 @@
                 <w:rFonts w:ascii="Arial" w:cs="Arial" w:eastAsia="Arial" w:hAnsi="Arial"/>
                 <w:b w:val="false"/>
                 <w:bCs w:val="false"/>
-                <w:color w:val="1E293B"/>
+                <w:color w:val="1A1A1A"/>
                 <w:sz w:val="19"/>
                 <w:szCs w:val="19"/>
               </w:rPr>
@@ -5287,7 +5294,7 @@
                 <w:rFonts w:ascii="Arial" w:cs="Arial" w:eastAsia="Arial" w:hAnsi="Arial"/>
                 <w:b w:val="false"/>
                 <w:bCs w:val="false"/>
-                <w:color w:val="1E293B"/>
+                <w:color w:val="1A1A1A"/>
                 <w:sz w:val="19"/>
                 <w:szCs w:val="19"/>
               </w:rPr>
@@ -5300,7 +5307,7 @@
         <w:tc>
           <w:tcPr>
             <w:tcW w:type="pct" w:w="16%"/>
-            <w:shd w:fill="F8FAFC" w:val="clear"/>
+            <w:shd w:fill="F2F2F2" w:val="clear"/>
             <w:tcMar>
               <w:top w:type="dxa" w:w="90"/>
               <w:left w:type="dxa" w:w="120"/>
@@ -5318,7 +5325,7 @@
                 <w:rFonts w:ascii="Arial" w:cs="Arial" w:eastAsia="Arial" w:hAnsi="Arial"/>
                 <w:b/>
                 <w:bCs/>
-                <w:color w:val="1E293B"/>
+                <w:color w:val="1A1A1A"/>
                 <w:sz w:val="19"/>
                 <w:szCs w:val="19"/>
               </w:rPr>
@@ -5329,7 +5336,7 @@
         <w:tc>
           <w:tcPr>
             <w:tcW w:type="pct" w:w="42%"/>
-            <w:shd w:fill="F8FAFC" w:val="clear"/>
+            <w:shd w:fill="F2F2F2" w:val="clear"/>
             <w:tcMar>
               <w:top w:type="dxa" w:w="90"/>
               <w:left w:type="dxa" w:w="120"/>
@@ -5347,7 +5354,7 @@
                 <w:rFonts w:ascii="Arial" w:cs="Arial" w:eastAsia="Arial" w:hAnsi="Arial"/>
                 <w:b w:val="false"/>
                 <w:bCs w:val="false"/>
-                <w:color w:val="1E293B"/>
+                <w:color w:val="1A1A1A"/>
                 <w:sz w:val="19"/>
                 <w:szCs w:val="19"/>
               </w:rPr>
@@ -5358,7 +5365,7 @@
         <w:tc>
           <w:tcPr>
             <w:tcW w:type="pct" w:w="42%"/>
-            <w:shd w:fill="F8FAFC" w:val="clear"/>
+            <w:shd w:fill="F2F2F2" w:val="clear"/>
             <w:tcMar>
               <w:top w:type="dxa" w:w="90"/>
               <w:left w:type="dxa" w:w="120"/>
@@ -5376,7 +5383,7 @@
                 <w:rFonts w:ascii="Arial" w:cs="Arial" w:eastAsia="Arial" w:hAnsi="Arial"/>
                 <w:b w:val="false"/>
                 <w:bCs w:val="false"/>
-                <w:color w:val="1E293B"/>
+                <w:color w:val="1A1A1A"/>
                 <w:sz w:val="19"/>
                 <w:szCs w:val="19"/>
               </w:rPr>
@@ -5407,7 +5414,7 @@
                 <w:rFonts w:ascii="Arial" w:cs="Arial" w:eastAsia="Arial" w:hAnsi="Arial"/>
                 <w:b/>
                 <w:bCs/>
-                <w:color w:val="1E293B"/>
+                <w:color w:val="1A1A1A"/>
                 <w:sz w:val="19"/>
                 <w:szCs w:val="19"/>
               </w:rPr>
@@ -5436,7 +5443,7 @@
                 <w:rFonts w:ascii="Arial" w:cs="Arial" w:eastAsia="Arial" w:hAnsi="Arial"/>
                 <w:b w:val="false"/>
                 <w:bCs w:val="false"/>
-                <w:color w:val="1E293B"/>
+                <w:color w:val="1A1A1A"/>
                 <w:sz w:val="19"/>
                 <w:szCs w:val="19"/>
               </w:rPr>
@@ -5465,7 +5472,7 @@
                 <w:rFonts w:ascii="Arial" w:cs="Arial" w:eastAsia="Arial" w:hAnsi="Arial"/>
                 <w:b w:val="false"/>
                 <w:bCs w:val="false"/>
-                <w:color w:val="1E293B"/>
+                <w:color w:val="1A1A1A"/>
                 <w:sz w:val="19"/>
                 <w:szCs w:val="19"/>
               </w:rPr>
@@ -5485,7 +5492,7 @@
           <w:rFonts w:ascii="Arial" w:cs="Arial" w:eastAsia="Arial" w:hAnsi="Arial"/>
           <w:b/>
           <w:bCs/>
-          <w:color w:val="005AAA"/>
+          <w:color w:val="000000"/>
           <w:sz w:val="24"/>
           <w:szCs w:val="24"/>
         </w:rPr>
@@ -5496,12 +5503,12 @@
       <w:tblPr>
         <w:tblW w:type="pct" w:w="100%"/>
         <w:tblBorders>
-          <w:top w:val="single" w:color="CBD5E1" w:sz="4"/>
-          <w:left w:val="single" w:color="CBD5E1" w:sz="4"/>
-          <w:bottom w:val="single" w:color="CBD5E1" w:sz="4"/>
-          <w:right w:val="single" w:color="CBD5E1" w:sz="4"/>
-          <w:insideH w:val="single" w:color="CBD5E1" w:sz="4"/>
-          <w:insideV w:val="single" w:color="CBD5E1" w:sz="4"/>
+          <w:top w:val="single" w:color="B3B3B3" w:sz="4"/>
+          <w:left w:val="single" w:color="B3B3B3" w:sz="4"/>
+          <w:bottom w:val="single" w:color="B3B3B3" w:sz="4"/>
+          <w:right w:val="single" w:color="B3B3B3" w:sz="4"/>
+          <w:insideH w:val="single" w:color="B3B3B3" w:sz="4"/>
+          <w:insideV w:val="single" w:color="B3B3B3" w:sz="4"/>
         </w:tblBorders>
       </w:tblPr>
       <w:tblGrid>
@@ -5516,7 +5523,7 @@
         <w:tc>
           <w:tcPr>
             <w:tcW w:type="pct" w:w="6%"/>
-            <w:shd w:fill="005AAA" w:val="clear"/>
+            <w:shd w:fill="3D3D3D" w:val="clear"/>
             <w:tcMar>
               <w:top w:type="dxa" w:w="90"/>
               <w:left w:type="dxa" w:w="120"/>
@@ -5545,7 +5552,7 @@
         <w:tc>
           <w:tcPr>
             <w:tcW w:type="pct" w:w="54%"/>
-            <w:shd w:fill="005AAA" w:val="clear"/>
+            <w:shd w:fill="3D3D3D" w:val="clear"/>
             <w:tcMar>
               <w:top w:type="dxa" w:w="90"/>
               <w:left w:type="dxa" w:w="120"/>
@@ -5574,7 +5581,7 @@
         <w:tc>
           <w:tcPr>
             <w:tcW w:type="pct" w:w="40%"/>
-            <w:shd w:fill="005AAA" w:val="clear"/>
+            <w:shd w:fill="3D3D3D" w:val="clear"/>
             <w:tcMar>
               <w:top w:type="dxa" w:w="90"/>
               <w:left w:type="dxa" w:w="120"/>
@@ -5622,7 +5629,7 @@
             <w:r>
               <w:rPr>
                 <w:rFonts w:ascii="Arial" w:cs="Arial" w:eastAsia="Arial" w:hAnsi="Arial"/>
-                <w:color w:val="1E293B"/>
+                <w:color w:val="1A1A1A"/>
                 <w:sz w:val="19"/>
                 <w:szCs w:val="19"/>
               </w:rPr>
@@ -5649,7 +5656,7 @@
             <w:r>
               <w:rPr>
                 <w:rFonts w:ascii="Arial" w:cs="Arial" w:eastAsia="Arial" w:hAnsi="Arial"/>
-                <w:color w:val="1E293B"/>
+                <w:color w:val="1A1A1A"/>
                 <w:sz w:val="19"/>
                 <w:szCs w:val="19"/>
               </w:rPr>
@@ -5676,7 +5683,7 @@
             <w:r>
               <w:rPr>
                 <w:rFonts w:ascii="Arial" w:cs="Arial" w:eastAsia="Arial" w:hAnsi="Arial"/>
-                <w:color w:val="1E293B"/>
+                <w:color w:val="1A1A1A"/>
                 <w:sz w:val="19"/>
                 <w:szCs w:val="19"/>
               </w:rPr>
@@ -5689,7 +5696,7 @@
         <w:tc>
           <w:tcPr>
             <w:tcW w:type="pct" w:w="6%"/>
-            <w:shd w:fill="F8FAFC" w:val="clear"/>
+            <w:shd w:fill="F2F2F2" w:val="clear"/>
             <w:tcMar>
               <w:top w:type="dxa" w:w="90"/>
               <w:left w:type="dxa" w:w="120"/>
@@ -5706,7 +5713,7 @@
             <w:r>
               <w:rPr>
                 <w:rFonts w:ascii="Arial" w:cs="Arial" w:eastAsia="Arial" w:hAnsi="Arial"/>
-                <w:color w:val="1E293B"/>
+                <w:color w:val="1A1A1A"/>
                 <w:sz w:val="19"/>
                 <w:szCs w:val="19"/>
               </w:rPr>
@@ -5717,23 +5724,23 @@
         <w:tc>
           <w:tcPr>
             <w:tcW w:type="pct" w:w="54%"/>
-            <w:shd w:fill="F8FAFC" w:val="clear"/>
-            <w:tcMar>
-              <w:top w:type="dxa" w:w="90"/>
-              <w:left w:type="dxa" w:w="120"/>
-              <w:bottom w:type="dxa" w:w="90"/>
-              <w:right w:type="dxa" w:w="120"/>
-            </w:tcMar>
-            <w:vAlign w:val="center"/>
-          </w:tcPr>
-          <w:p>
-            <w:pPr>
-              <w:spacing w:after="0" w:line="264"/>
-            </w:pPr>
-            <w:r>
-              <w:rPr>
-                <w:rFonts w:ascii="Arial" w:cs="Arial" w:eastAsia="Arial" w:hAnsi="Arial"/>
-                <w:color w:val="1E293B"/>
+            <w:shd w:fill="F2F2F2" w:val="clear"/>
+            <w:tcMar>
+              <w:top w:type="dxa" w:w="90"/>
+              <w:left w:type="dxa" w:w="120"/>
+              <w:bottom w:type="dxa" w:w="90"/>
+              <w:right w:type="dxa" w:w="120"/>
+            </w:tcMar>
+            <w:vAlign w:val="center"/>
+          </w:tcPr>
+          <w:p>
+            <w:pPr>
+              <w:spacing w:after="0" w:line="264"/>
+            </w:pPr>
+            <w:r>
+              <w:rPr>
+                <w:rFonts w:ascii="Arial" w:cs="Arial" w:eastAsia="Arial" w:hAnsi="Arial"/>
+                <w:color w:val="1A1A1A"/>
                 <w:sz w:val="19"/>
                 <w:szCs w:val="19"/>
               </w:rPr>
@@ -5744,23 +5751,23 @@
         <w:tc>
           <w:tcPr>
             <w:tcW w:type="pct" w:w="40%"/>
-            <w:shd w:fill="F8FAFC" w:val="clear"/>
-            <w:tcMar>
-              <w:top w:type="dxa" w:w="90"/>
-              <w:left w:type="dxa" w:w="120"/>
-              <w:bottom w:type="dxa" w:w="90"/>
-              <w:right w:type="dxa" w:w="120"/>
-            </w:tcMar>
-            <w:vAlign w:val="center"/>
-          </w:tcPr>
-          <w:p>
-            <w:pPr>
-              <w:spacing w:after="0" w:line="264"/>
-            </w:pPr>
-            <w:r>
-              <w:rPr>
-                <w:rFonts w:ascii="Arial" w:cs="Arial" w:eastAsia="Arial" w:hAnsi="Arial"/>
-                <w:color w:val="1E293B"/>
+            <w:shd w:fill="F2F2F2" w:val="clear"/>
+            <w:tcMar>
+              <w:top w:type="dxa" w:w="90"/>
+              <w:left w:type="dxa" w:w="120"/>
+              <w:bottom w:type="dxa" w:w="90"/>
+              <w:right w:type="dxa" w:w="120"/>
+            </w:tcMar>
+            <w:vAlign w:val="center"/>
+          </w:tcPr>
+          <w:p>
+            <w:pPr>
+              <w:spacing w:after="0" w:line="264"/>
+            </w:pPr>
+            <w:r>
+              <w:rPr>
+                <w:rFonts w:ascii="Arial" w:cs="Arial" w:eastAsia="Arial" w:hAnsi="Arial"/>
+                <w:color w:val="1A1A1A"/>
                 <w:sz w:val="19"/>
                 <w:szCs w:val="19"/>
               </w:rPr>
@@ -5773,18 +5780,18 @@
     <w:p>
       <w:pPr>
         <w:pBdr>
-          <w:top w:val="single" w:color="CBD5E1" w:sz="2" w:space="4"/>
-          <w:bottom w:val="single" w:color="CBD5E1" w:sz="2" w:space="4"/>
-          <w:left w:val="single" w:color="E70F47" w:sz="18" w:space="8"/>
-          <w:right w:val="single" w:color="CBD5E1" w:sz="2" w:space="4"/>
+          <w:top w:val="single" w:color="B3B3B3" w:sz="2" w:space="4"/>
+          <w:bottom w:val="single" w:color="B3B3B3" w:sz="2" w:space="4"/>
+          <w:left w:val="single" w:color="1A1A1A" w:sz="18" w:space="8"/>
+          <w:right w:val="single" w:color="B3B3B3" w:sz="2" w:space="4"/>
         </w:pBdr>
-        <w:shd w:fill="FEF2F2" w:val="clear"/>
+        <w:shd w:fill="EDEDED" w:val="clear"/>
         <w:spacing w:after="160" w:before="120" w:line="276"/>
       </w:pPr>
       <w:r>
         <w:rPr>
           <w:rFonts w:ascii="Arial" w:cs="Arial" w:eastAsia="Arial" w:hAnsi="Arial"/>
-          <w:color w:val="1E293B"/>
+          <w:color w:val="1A1A1A"/>
           <w:sz w:val="19"/>
           <w:szCs w:val="19"/>
         </w:rPr>
@@ -5801,7 +5808,7 @@
           <w:rFonts w:ascii="Arial" w:cs="Arial" w:eastAsia="Arial" w:hAnsi="Arial"/>
           <w:b/>
           <w:bCs/>
-          <w:color w:val="005AAA"/>
+          <w:color w:val="000000"/>
           <w:sz w:val="30"/>
           <w:szCs w:val="30"/>
         </w:rPr>
@@ -5815,7 +5822,7 @@
       <w:r>
         <w:rPr>
           <w:rFonts w:ascii="Arial" w:cs="Arial" w:eastAsia="Arial" w:hAnsi="Arial"/>
-          <w:color w:val="1E293B"/>
+          <w:color w:val="1A1A1A"/>
           <w:sz w:val="21"/>
           <w:szCs w:val="21"/>
         </w:rPr>
@@ -5830,7 +5837,7 @@
       <w:r>
         <w:rPr>
           <w:rFonts w:ascii="Arial" w:cs="Arial" w:eastAsia="Arial" w:hAnsi="Arial"/>
-          <w:color w:val="1E293B"/>
+          <w:color w:val="1A1A1A"/>
           <w:sz w:val="21"/>
           <w:szCs w:val="21"/>
         </w:rPr>
@@ -5845,7 +5852,7 @@
       <w:r>
         <w:rPr>
           <w:rFonts w:ascii="Arial" w:cs="Arial" w:eastAsia="Arial" w:hAnsi="Arial"/>
-          <w:color w:val="1E293B"/>
+          <w:color w:val="1A1A1A"/>
           <w:sz w:val="21"/>
           <w:szCs w:val="21"/>
         </w:rPr>
@@ -5860,7 +5867,7 @@
       <w:r>
         <w:rPr>
           <w:rFonts w:ascii="Arial" w:cs="Arial" w:eastAsia="Arial" w:hAnsi="Arial"/>
-          <w:color w:val="1E293B"/>
+          <w:color w:val="1A1A1A"/>
           <w:sz w:val="21"/>
           <w:szCs w:val="21"/>
         </w:rPr>
@@ -5875,7 +5882,7 @@
       <w:r>
         <w:rPr>
           <w:rFonts w:ascii="Arial" w:cs="Arial" w:eastAsia="Arial" w:hAnsi="Arial"/>
-          <w:color w:val="1E293B"/>
+          <w:color w:val="1A1A1A"/>
           <w:sz w:val="21"/>
           <w:szCs w:val="21"/>
         </w:rPr>
@@ -5890,7 +5897,7 @@
       <w:r>
         <w:rPr>
           <w:rFonts w:ascii="Arial" w:cs="Arial" w:eastAsia="Arial" w:hAnsi="Arial"/>
-          <w:color w:val="1E293B"/>
+          <w:color w:val="1A1A1A"/>
           <w:sz w:val="21"/>
           <w:szCs w:val="21"/>
         </w:rPr>
@@ -5905,7 +5912,7 @@
       <w:r>
         <w:rPr>
           <w:rFonts w:ascii="Arial" w:cs="Arial" w:eastAsia="Arial" w:hAnsi="Arial"/>
-          <w:color w:val="1E293B"/>
+          <w:color w:val="1A1A1A"/>
           <w:sz w:val="21"/>
           <w:szCs w:val="21"/>
         </w:rPr>
@@ -5920,7 +5927,22 @@
       <w:r>
         <w:rPr>
           <w:rFonts w:ascii="Arial" w:cs="Arial" w:eastAsia="Arial" w:hAnsi="Arial"/>
-          <w:color w:val="1E293B"/>
+          <w:color w:val="1A1A1A"/>
+          <w:sz w:val="21"/>
+          <w:szCs w:val="21"/>
+        </w:rPr>
+        <w:t xml:space="preserve">— Раздаточный материал (листы 1 и 2): shared/Nedelya_02_Razdatka.docx</w:t>
+      </w:r>
+    </w:p>
+    <w:p>
+      <w:pPr>
+        <w:spacing w:after="80" w:line="276"/>
+        <w:ind w:left="280"/>
+      </w:pPr>
+      <w:r>
+        <w:rPr>
+          <w:rFonts w:ascii="Arial" w:cs="Arial" w:eastAsia="Arial" w:hAnsi="Arial"/>
+          <w:color w:val="1A1A1A"/>
           <w:sz w:val="21"/>
           <w:szCs w:val="21"/>
         </w:rPr>
@@ -5930,18 +5952,18 @@
     <w:p>
       <w:pPr>
         <w:pBdr>
-          <w:top w:val="single" w:color="CBD5E1" w:sz="2" w:space="4"/>
-          <w:bottom w:val="single" w:color="CBD5E1" w:sz="2" w:space="4"/>
-          <w:left w:val="single" w:color="E70F47" w:sz="18" w:space="8"/>
-          <w:right w:val="single" w:color="CBD5E1" w:sz="2" w:space="4"/>
+          <w:top w:val="single" w:color="B3B3B3" w:sz="2" w:space="4"/>
+          <w:bottom w:val="single" w:color="B3B3B3" w:sz="2" w:space="4"/>
+          <w:left w:val="single" w:color="1A1A1A" w:sz="18" w:space="8"/>
+          <w:right w:val="single" w:color="B3B3B3" w:sz="2" w:space="4"/>
         </w:pBdr>
-        <w:shd w:fill="FEF2F2" w:val="clear"/>
+        <w:shd w:fill="EDEDED" w:val="clear"/>
         <w:spacing w:after="160" w:before="120" w:line="276"/>
       </w:pPr>
       <w:r>
         <w:rPr>
           <w:rFonts w:ascii="Arial" w:cs="Arial" w:eastAsia="Arial" w:hAnsi="Arial"/>
-          <w:color w:val="1E293B"/>
+          <w:color w:val="1A1A1A"/>
           <w:sz w:val="19"/>
           <w:szCs w:val="19"/>
         </w:rPr>
@@ -6137,7 +6159,7 @@
     <w:rPrDefault>
       <w:rPr>
         <w:rFonts w:ascii="Arial" w:cs="Arial" w:eastAsia="Arial" w:hAnsi="Arial"/>
-        <w:color w:val="1E293B"/>
+        <w:color w:val="1A1A1A"/>
         <w:sz w:val="21"/>
         <w:szCs w:val="21"/>
       </w:rPr>
